--- a/documentation/rapport-pfe (Récupération automatique).docx
+++ b/documentation/rapport-pfe (Récupération automatique).docx
@@ -4600,44 +4600,97 @@
         </w:rPr>
         <w:br w:type="page"/>
       </w:r>
-    </w:p>
-    <w:p>
-      <w:pPr>
-        <w:rPr>
-          <w:rFonts w:asciiTheme="majorBidi" w:hAnsiTheme="majorBidi" w:cstheme="majorBidi"/>
-        </w:rPr>
-      </w:pPr>
       <w:r>
         <w:rPr>
           <w:rFonts w:asciiTheme="majorBidi" w:hAnsiTheme="majorBidi" w:cstheme="majorBidi"/>
         </w:rPr>
         <w:lastRenderedPageBreak/>
-        <w:t>Introduction générale .................................................................................................................1</w:t>
-      </w:r>
-    </w:p>
-    <w:p>
-      <w:pPr>
-        <w:rPr>
-          <w:rFonts w:asciiTheme="majorBidi" w:hAnsiTheme="majorBidi" w:cstheme="majorBidi"/>
-        </w:rPr>
-      </w:pPr>
-      <w:r>
-        <w:rPr>
-          <w:rFonts w:asciiTheme="majorBidi" w:hAnsiTheme="majorBidi" w:cstheme="majorBidi"/>
-        </w:rPr>
-        <w:t xml:space="preserve">Chapitre I : Etude Préalable </w:t>
-      </w:r>
-      <w:r>
-        <w:rPr>
-          <w:rFonts w:asciiTheme="majorBidi" w:hAnsiTheme="majorBidi" w:cstheme="majorBidi"/>
-        </w:rPr>
-        <w:t xml:space="preserve">(Sprint </w:t>
-      </w:r>
-      <w:r>
-        <w:rPr>
-          <w:rFonts w:asciiTheme="majorBidi" w:hAnsiTheme="majorBidi" w:cstheme="majorBidi"/>
-        </w:rPr>
-        <w:t>0) ...................................................................................................</w:t>
+        <w:t>Introduction</w:t>
+      </w:r>
+      <w:r>
+        <w:rPr>
+          <w:rFonts w:asciiTheme="majorBidi" w:hAnsiTheme="majorBidi" w:cstheme="majorBidi"/>
+        </w:rPr>
+        <w:t>n</w:t>
+      </w:r>
+      <w:r>
+        <w:rPr>
+          <w:rFonts w:asciiTheme="majorBidi" w:hAnsiTheme="majorBidi" w:cstheme="majorBidi"/>
+        </w:rPr>
+        <w:t>généra</w:t>
+      </w:r>
+      <w:r>
+        <w:rPr>
+          <w:rFonts w:asciiTheme="majorBidi" w:hAnsiTheme="majorBidi" w:cstheme="majorBidi"/>
+        </w:rPr>
+        <w:t>le</w:t>
+      </w:r>
+      <w:r>
+        <w:rPr>
+          <w:rFonts w:asciiTheme="majorBidi" w:hAnsiTheme="majorBidi" w:cstheme="majorBidi"/>
+        </w:rPr>
+        <w:t>.............</w:t>
+      </w:r>
+      <w:r>
+        <w:rPr>
+          <w:rFonts w:asciiTheme="majorBidi" w:hAnsiTheme="majorBidi" w:cstheme="majorBidi"/>
+        </w:rPr>
+        <w:t>.................</w:t>
+      </w:r>
+      <w:r>
+        <w:rPr>
+          <w:rFonts w:asciiTheme="majorBidi" w:hAnsiTheme="majorBidi" w:cstheme="majorBidi"/>
+        </w:rPr>
+        <w:t>....................................................................</w:t>
+      </w:r>
+      <w:r>
+        <w:rPr>
+          <w:rFonts w:asciiTheme="majorBidi" w:hAnsiTheme="majorBidi" w:cstheme="majorBidi"/>
+        </w:rPr>
+        <w:t xml:space="preserve"> </w:t>
+      </w:r>
+      <w:r>
+        <w:rPr>
+          <w:rFonts w:asciiTheme="majorBidi" w:hAnsiTheme="majorBidi" w:cstheme="majorBidi"/>
+        </w:rPr>
+        <w:t>1</w:t>
+      </w:r>
+    </w:p>
+    <w:p>
+      <w:pPr>
+        <w:rPr>
+          <w:rFonts w:asciiTheme="majorBidi" w:hAnsiTheme="majorBidi" w:cstheme="majorBidi"/>
+        </w:rPr>
+      </w:pPr>
+      <w:r>
+        <w:rPr>
+          <w:rFonts w:asciiTheme="majorBidi" w:hAnsiTheme="majorBidi" w:cstheme="majorBidi"/>
+        </w:rPr>
+        <w:t>Chapitre I : Etude Préalable</w:t>
+      </w:r>
+      <w:r>
+        <w:rPr>
+          <w:rFonts w:asciiTheme="majorBidi" w:hAnsiTheme="majorBidi" w:cstheme="majorBidi"/>
+        </w:rPr>
+        <w:t>........................................</w:t>
+      </w:r>
+      <w:r>
+        <w:rPr>
+          <w:rFonts w:asciiTheme="majorBidi" w:hAnsiTheme="majorBidi" w:cstheme="majorBidi"/>
+        </w:rPr>
+        <w:t>.................</w:t>
+      </w:r>
+      <w:r>
+        <w:rPr>
+          <w:rFonts w:asciiTheme="majorBidi" w:hAnsiTheme="majorBidi" w:cstheme="majorBidi"/>
+        </w:rPr>
+        <w:t>................................</w:t>
+      </w:r>
+      <w:r>
+        <w:rPr>
+          <w:rFonts w:asciiTheme="majorBidi" w:hAnsiTheme="majorBidi" w:cstheme="majorBidi"/>
+        </w:rPr>
+        <w:t xml:space="preserve"> </w:t>
       </w:r>
       <w:r>
         <w:rPr>
@@ -4656,176 +4709,512 @@
         <w:rPr>
           <w:rFonts w:asciiTheme="majorBidi" w:hAnsiTheme="majorBidi" w:cstheme="majorBidi"/>
         </w:rPr>
-        <w:t>Introduction ...................................................................................................................................... 4</w:t>
-      </w:r>
-    </w:p>
-    <w:p>
-      <w:pPr>
-        <w:rPr>
-          <w:rFonts w:asciiTheme="majorBidi" w:hAnsiTheme="majorBidi" w:cstheme="majorBidi"/>
-        </w:rPr>
-      </w:pPr>
-      <w:r>
-        <w:rPr>
-          <w:rFonts w:asciiTheme="majorBidi" w:hAnsiTheme="majorBidi" w:cstheme="majorBidi"/>
-        </w:rPr>
-        <w:t>I.1. Recueil........................................................................................................................................ 4</w:t>
-      </w:r>
-    </w:p>
-    <w:p>
-      <w:pPr>
-        <w:rPr>
-          <w:rFonts w:asciiTheme="majorBidi" w:hAnsiTheme="majorBidi" w:cstheme="majorBidi"/>
-        </w:rPr>
-      </w:pPr>
-      <w:r>
-        <w:rPr>
-          <w:rFonts w:asciiTheme="majorBidi" w:hAnsiTheme="majorBidi" w:cstheme="majorBidi"/>
-        </w:rPr>
-        <w:t>I.1.1. Etude du domaine ................................................................................................................ 4</w:t>
-      </w:r>
-    </w:p>
-    <w:p>
-      <w:pPr>
-        <w:rPr>
-          <w:rFonts w:asciiTheme="majorBidi" w:hAnsiTheme="majorBidi" w:cstheme="majorBidi"/>
-        </w:rPr>
-      </w:pPr>
-      <w:r>
-        <w:rPr>
-          <w:rFonts w:asciiTheme="majorBidi" w:hAnsiTheme="majorBidi" w:cstheme="majorBidi"/>
-        </w:rPr>
-        <w:t>I.1.2. Présentation de la société d’accueil du stage........................................................................ 4</w:t>
-      </w:r>
-    </w:p>
-    <w:p>
-      <w:pPr>
-        <w:rPr>
-          <w:rFonts w:asciiTheme="majorBidi" w:hAnsiTheme="majorBidi" w:cstheme="majorBidi"/>
-        </w:rPr>
-      </w:pPr>
-      <w:r>
-        <w:rPr>
-          <w:rFonts w:asciiTheme="majorBidi" w:hAnsiTheme="majorBidi" w:cstheme="majorBidi"/>
-        </w:rPr>
-        <w:t>I.2. Etude de l’existant ...................................................................................................................... 6</w:t>
-      </w:r>
-    </w:p>
-    <w:p>
-      <w:pPr>
-        <w:rPr>
-          <w:rFonts w:asciiTheme="majorBidi" w:hAnsiTheme="majorBidi" w:cstheme="majorBidi"/>
-        </w:rPr>
-      </w:pPr>
-      <w:r>
-        <w:rPr>
-          <w:rFonts w:asciiTheme="majorBidi" w:hAnsiTheme="majorBidi" w:cstheme="majorBidi"/>
-        </w:rPr>
-        <w:t>I.2.1. Analyse de l’existant............................................................................................................ 6</w:t>
-      </w:r>
-    </w:p>
-    <w:p>
-      <w:pPr>
-        <w:rPr>
-          <w:rFonts w:asciiTheme="majorBidi" w:hAnsiTheme="majorBidi" w:cstheme="majorBidi"/>
-        </w:rPr>
-      </w:pPr>
-      <w:r>
-        <w:rPr>
-          <w:rFonts w:asciiTheme="majorBidi" w:hAnsiTheme="majorBidi" w:cstheme="majorBidi"/>
-        </w:rPr>
-        <w:t>I.2.2. Critique de l’existant............................................................................................................ 9</w:t>
-      </w:r>
-    </w:p>
-    <w:p>
-      <w:pPr>
-        <w:rPr>
-          <w:rFonts w:asciiTheme="majorBidi" w:hAnsiTheme="majorBidi" w:cstheme="majorBidi"/>
-        </w:rPr>
-      </w:pPr>
-      <w:r>
-        <w:rPr>
-          <w:rFonts w:asciiTheme="majorBidi" w:hAnsiTheme="majorBidi" w:cstheme="majorBidi"/>
-        </w:rPr>
-        <w:t>I.3. Solution proposée ..................................................................................................................... 10</w:t>
-      </w:r>
-    </w:p>
-    <w:p>
-      <w:pPr>
-        <w:rPr>
-          <w:rFonts w:asciiTheme="majorBidi" w:hAnsiTheme="majorBidi" w:cstheme="majorBidi"/>
-        </w:rPr>
-      </w:pPr>
-      <w:r>
-        <w:rPr>
-          <w:rFonts w:asciiTheme="majorBidi" w:hAnsiTheme="majorBidi" w:cstheme="majorBidi"/>
-        </w:rPr>
-        <w:t>I.3.1. Problématique.................................................................................................................... 11</w:t>
-      </w:r>
-    </w:p>
-    <w:p>
-      <w:pPr>
-        <w:rPr>
-          <w:rFonts w:asciiTheme="majorBidi" w:hAnsiTheme="majorBidi" w:cstheme="majorBidi"/>
-        </w:rPr>
-      </w:pPr>
-      <w:r>
-        <w:rPr>
-          <w:rFonts w:asciiTheme="majorBidi" w:hAnsiTheme="majorBidi" w:cstheme="majorBidi"/>
-        </w:rPr>
-        <w:t>I.3.2. Objectif.............................................................................................................................. 11</w:t>
-      </w:r>
-    </w:p>
-    <w:p>
-      <w:pPr>
-        <w:rPr>
-          <w:rFonts w:asciiTheme="majorBidi" w:hAnsiTheme="majorBidi" w:cstheme="majorBidi"/>
-        </w:rPr>
-      </w:pPr>
-      <w:r>
-        <w:rPr>
-          <w:rFonts w:asciiTheme="majorBidi" w:hAnsiTheme="majorBidi" w:cstheme="majorBidi"/>
-        </w:rPr>
-        <w:t>I.4. Méthodologie adoptée .............................................................................................................. 11</w:t>
-      </w:r>
-    </w:p>
-    <w:p>
-      <w:pPr>
-        <w:rPr>
-          <w:rFonts w:asciiTheme="majorBidi" w:hAnsiTheme="majorBidi" w:cstheme="majorBidi"/>
-        </w:rPr>
-      </w:pPr>
-      <w:r>
-        <w:rPr>
-          <w:rFonts w:asciiTheme="majorBidi" w:hAnsiTheme="majorBidi" w:cstheme="majorBidi"/>
-        </w:rPr>
-        <w:t>I.4.1. Méthodes Agiles................................................................................................................ 11</w:t>
-      </w:r>
-    </w:p>
-    <w:p>
-      <w:pPr>
-        <w:rPr>
-          <w:rFonts w:asciiTheme="majorBidi" w:hAnsiTheme="majorBidi" w:cstheme="majorBidi"/>
-        </w:rPr>
-      </w:pPr>
-      <w:r>
-        <w:rPr>
-          <w:rFonts w:asciiTheme="majorBidi" w:hAnsiTheme="majorBidi" w:cstheme="majorBidi"/>
-        </w:rPr>
-        <w:t>I.4.2. Scrum................................................................................................................................. 13</w:t>
-      </w:r>
-    </w:p>
-    <w:p>
-      <w:pPr>
-        <w:rPr>
-          <w:rFonts w:asciiTheme="majorBidi" w:hAnsiTheme="majorBidi" w:cstheme="majorBidi"/>
-        </w:rPr>
-      </w:pPr>
-      <w:r>
-        <w:rPr>
-          <w:rFonts w:asciiTheme="majorBidi" w:hAnsiTheme="majorBidi" w:cstheme="majorBidi"/>
-        </w:rPr>
-        <w:t>I.4.3. Langage UML.................................................................................................................... 15</w:t>
+        <w:t>Introduction ................................................................................................................. 4</w:t>
+      </w:r>
+    </w:p>
+    <w:p>
+      <w:pPr>
+        <w:rPr>
+          <w:rFonts w:asciiTheme="majorBidi" w:hAnsiTheme="majorBidi" w:cstheme="majorBidi"/>
+        </w:rPr>
+      </w:pPr>
+      <w:r>
+        <w:rPr>
+          <w:rFonts w:asciiTheme="majorBidi" w:hAnsiTheme="majorBidi" w:cstheme="majorBidi"/>
+        </w:rPr>
+        <w:t>I.1.Recueil.................................................................................................................... 4</w:t>
+      </w:r>
+    </w:p>
+    <w:p>
+      <w:pPr>
+        <w:rPr>
+          <w:rFonts w:asciiTheme="majorBidi" w:hAnsiTheme="majorBidi" w:cstheme="majorBidi"/>
+        </w:rPr>
+      </w:pPr>
+      <w:r>
+        <w:rPr>
+          <w:rFonts w:asciiTheme="majorBidi" w:hAnsiTheme="majorBidi" w:cstheme="majorBidi"/>
+        </w:rPr>
+        <w:t>I.1.1. Etude du domaine .............................................................................................. 4</w:t>
+      </w:r>
+    </w:p>
+    <w:p>
+      <w:pPr>
+        <w:rPr>
+          <w:rFonts w:asciiTheme="majorBidi" w:hAnsiTheme="majorBidi" w:cstheme="majorBidi"/>
+        </w:rPr>
+      </w:pPr>
+      <w:r>
+        <w:rPr>
+          <w:rFonts w:asciiTheme="majorBidi" w:hAnsiTheme="majorBidi" w:cstheme="majorBidi"/>
+        </w:rPr>
+        <w:t>I.1.2. Présentation de la société d’accueil du stage.....................................................</w:t>
+      </w:r>
+      <w:r>
+        <w:rPr>
+          <w:rFonts w:asciiTheme="majorBidi" w:hAnsiTheme="majorBidi" w:cstheme="majorBidi"/>
+        </w:rPr>
+        <w:t xml:space="preserve">. </w:t>
+      </w:r>
+      <w:r>
+        <w:rPr>
+          <w:rFonts w:asciiTheme="majorBidi" w:hAnsiTheme="majorBidi" w:cstheme="majorBidi"/>
+        </w:rPr>
+        <w:t>4</w:t>
+      </w:r>
+    </w:p>
+    <w:p>
+      <w:pPr>
+        <w:rPr>
+          <w:rFonts w:asciiTheme="majorBidi" w:hAnsiTheme="majorBidi" w:cstheme="majorBidi"/>
+        </w:rPr>
+      </w:pPr>
+      <w:r>
+        <w:rPr>
+          <w:rFonts w:asciiTheme="majorBidi" w:hAnsiTheme="majorBidi" w:cstheme="majorBidi"/>
+        </w:rPr>
+        <w:t>I.2. Etude de l’existant ....................................................................................</w:t>
+      </w:r>
+      <w:r>
+        <w:rPr>
+          <w:rFonts w:asciiTheme="majorBidi" w:hAnsiTheme="majorBidi" w:cstheme="majorBidi"/>
+        </w:rPr>
+        <w:t>.</w:t>
+      </w:r>
+      <w:r>
+        <w:rPr>
+          <w:rFonts w:asciiTheme="majorBidi" w:hAnsiTheme="majorBidi" w:cstheme="majorBidi"/>
+        </w:rPr>
+        <w:t>........... 6</w:t>
+      </w:r>
+    </w:p>
+    <w:p>
+      <w:pPr>
+        <w:rPr>
+          <w:rFonts w:asciiTheme="majorBidi" w:hAnsiTheme="majorBidi" w:cstheme="majorBidi"/>
+        </w:rPr>
+      </w:pPr>
+      <w:r>
+        <w:rPr>
+          <w:rFonts w:asciiTheme="majorBidi" w:hAnsiTheme="majorBidi" w:cstheme="majorBidi"/>
+        </w:rPr>
+        <w:t>I.2.1. Analyse de l’existant..............................................................................</w:t>
+      </w:r>
+      <w:r>
+        <w:rPr>
+          <w:rFonts w:asciiTheme="majorBidi" w:hAnsiTheme="majorBidi" w:cstheme="majorBidi"/>
+        </w:rPr>
+        <w:t>.....</w:t>
+      </w:r>
+      <w:r>
+        <w:rPr>
+          <w:rFonts w:asciiTheme="majorBidi" w:hAnsiTheme="majorBidi" w:cstheme="majorBidi"/>
+        </w:rPr>
+        <w:t>........ 6</w:t>
+      </w:r>
+    </w:p>
+    <w:p>
+      <w:pPr>
+        <w:rPr>
+          <w:rFonts w:asciiTheme="majorBidi" w:hAnsiTheme="majorBidi" w:cstheme="majorBidi"/>
+        </w:rPr>
+      </w:pPr>
+      <w:r>
+        <w:rPr>
+          <w:rFonts w:asciiTheme="majorBidi" w:hAnsiTheme="majorBidi" w:cstheme="majorBidi"/>
+        </w:rPr>
+        <w:t>I.2.2. Critique de l’existant.......................................................................................... 9</w:t>
+      </w:r>
+    </w:p>
+    <w:p>
+      <w:pPr>
+        <w:rPr>
+          <w:rFonts w:asciiTheme="majorBidi" w:hAnsiTheme="majorBidi" w:cstheme="majorBidi"/>
+        </w:rPr>
+      </w:pPr>
+      <w:r>
+        <w:rPr>
+          <w:rFonts w:asciiTheme="majorBidi" w:hAnsiTheme="majorBidi" w:cstheme="majorBidi"/>
+        </w:rPr>
+        <w:t>I.3. Solution proposée ...........................</w:t>
+      </w:r>
+      <w:r>
+        <w:rPr>
+          <w:rFonts w:asciiTheme="majorBidi" w:hAnsiTheme="majorBidi" w:cstheme="majorBidi"/>
+        </w:rPr>
+        <w:t>.....</w:t>
+      </w:r>
+      <w:r>
+        <w:rPr>
+          <w:rFonts w:asciiTheme="majorBidi" w:hAnsiTheme="majorBidi" w:cstheme="majorBidi"/>
+        </w:rPr>
+        <w:t>............................................................... 10</w:t>
+      </w:r>
+    </w:p>
+    <w:p>
+      <w:pPr>
+        <w:rPr>
+          <w:rFonts w:asciiTheme="majorBidi" w:hAnsiTheme="majorBidi" w:cstheme="majorBidi"/>
+        </w:rPr>
+      </w:pPr>
+      <w:r>
+        <w:rPr>
+          <w:rFonts w:asciiTheme="majorBidi" w:hAnsiTheme="majorBidi" w:cstheme="majorBidi"/>
+        </w:rPr>
+        <w:t>I.3.</w:t>
+      </w:r>
+      <w:r>
+        <w:rPr>
+          <w:rFonts w:asciiTheme="majorBidi" w:hAnsiTheme="majorBidi" w:cstheme="majorBidi"/>
+        </w:rPr>
+        <w:t>1.</w:t>
+      </w:r>
+      <w:r>
+        <w:rPr>
+          <w:rFonts w:asciiTheme="majorBidi" w:hAnsiTheme="majorBidi" w:cstheme="majorBidi"/>
+        </w:rPr>
+        <w:t xml:space="preserve"> </w:t>
+      </w:r>
+      <w:r>
+        <w:rPr>
+          <w:rFonts w:asciiTheme="majorBidi" w:hAnsiTheme="majorBidi" w:cstheme="majorBidi"/>
+        </w:rPr>
+        <w:t>Problématique</w:t>
+      </w:r>
+      <w:r>
+        <w:rPr>
+          <w:rFonts w:asciiTheme="majorBidi" w:hAnsiTheme="majorBidi" w:cstheme="majorBidi"/>
+        </w:rPr>
+        <w:t>.................................................................................................</w:t>
+      </w:r>
+      <w:r>
+        <w:rPr>
+          <w:rFonts w:asciiTheme="majorBidi" w:hAnsiTheme="majorBidi" w:cstheme="majorBidi"/>
+        </w:rPr>
+        <w:t>.</w:t>
+      </w:r>
+      <w:r>
+        <w:rPr>
+          <w:rFonts w:asciiTheme="majorBidi" w:hAnsiTheme="majorBidi" w:cstheme="majorBidi"/>
+        </w:rPr>
+        <w:t>. 11</w:t>
+      </w:r>
+    </w:p>
+    <w:p>
+      <w:pPr>
+        <w:rPr>
+          <w:rFonts w:asciiTheme="majorBidi" w:hAnsiTheme="majorBidi" w:cstheme="majorBidi"/>
+        </w:rPr>
+      </w:pPr>
+      <w:r>
+        <w:rPr>
+          <w:rFonts w:asciiTheme="majorBidi" w:hAnsiTheme="majorBidi" w:cstheme="majorBidi"/>
+        </w:rPr>
+        <w:t>I.3.2. Objectif.....................................................</w:t>
+      </w:r>
+      <w:r>
+        <w:rPr>
+          <w:rFonts w:asciiTheme="majorBidi" w:hAnsiTheme="majorBidi" w:cstheme="majorBidi"/>
+        </w:rPr>
+        <w:t>.</w:t>
+      </w:r>
+      <w:r>
+        <w:rPr>
+          <w:rFonts w:asciiTheme="majorBidi" w:hAnsiTheme="majorBidi" w:cstheme="majorBidi"/>
+        </w:rPr>
+        <w:t>....................................................... 11</w:t>
+      </w:r>
+    </w:p>
+    <w:p>
+      <w:pPr>
+        <w:rPr>
+          <w:rFonts w:asciiTheme="majorBidi" w:hAnsiTheme="majorBidi" w:cstheme="majorBidi"/>
+        </w:rPr>
+      </w:pPr>
+      <w:r>
+        <w:rPr>
+          <w:rFonts w:asciiTheme="majorBidi" w:hAnsiTheme="majorBidi" w:cstheme="majorBidi"/>
+        </w:rPr>
+        <w:t>I.4. Méthodologie adoptée ........................................................................................ 11</w:t>
+      </w:r>
+    </w:p>
+    <w:p>
+      <w:pPr>
+        <w:rPr>
+          <w:rFonts w:asciiTheme="majorBidi" w:hAnsiTheme="majorBidi" w:cstheme="majorBidi"/>
+        </w:rPr>
+      </w:pPr>
+      <w:r>
+        <w:rPr>
+          <w:rFonts w:asciiTheme="majorBidi" w:hAnsiTheme="majorBidi" w:cstheme="majorBidi"/>
+        </w:rPr>
+        <w:t>I.4.1. Méthodes Agiles............................................................................................... 11</w:t>
+      </w:r>
+    </w:p>
+    <w:p>
+      <w:pPr>
+        <w:rPr>
+          <w:rFonts w:asciiTheme="majorBidi" w:hAnsiTheme="majorBidi" w:cstheme="majorBidi"/>
+        </w:rPr>
+      </w:pPr>
+      <w:r>
+        <w:rPr>
+          <w:rFonts w:asciiTheme="majorBidi" w:hAnsiTheme="majorBidi" w:cstheme="majorBidi"/>
+        </w:rPr>
+        <w:t>I.4.2. Scrum................................................................................................................</w:t>
+      </w:r>
+      <w:r>
+        <w:rPr>
+          <w:rFonts w:asciiTheme="majorBidi" w:hAnsiTheme="majorBidi" w:cstheme="majorBidi"/>
+        </w:rPr>
+        <w:t xml:space="preserve"> </w:t>
+      </w:r>
+      <w:r>
+        <w:rPr>
+          <w:rFonts w:asciiTheme="majorBidi" w:hAnsiTheme="majorBidi" w:cstheme="majorBidi"/>
+        </w:rPr>
+        <w:t>13</w:t>
+      </w:r>
+    </w:p>
+    <w:p>
+      <w:pPr>
+        <w:rPr>
+          <w:rFonts w:asciiTheme="majorBidi" w:hAnsiTheme="majorBidi" w:cstheme="majorBidi"/>
+        </w:rPr>
+      </w:pPr>
+      <w:r>
+        <w:rPr>
+          <w:rFonts w:asciiTheme="majorBidi" w:hAnsiTheme="majorBidi" w:cstheme="majorBidi"/>
+        </w:rPr>
+        <w:t>I.4.3. Langage UML...................................................................................</w:t>
+      </w:r>
+      <w:r>
+        <w:rPr>
+          <w:rFonts w:asciiTheme="majorBidi" w:hAnsiTheme="majorBidi" w:cstheme="majorBidi"/>
+        </w:rPr>
+        <w:t>.</w:t>
+      </w:r>
+      <w:r>
+        <w:rPr>
+          <w:rFonts w:asciiTheme="majorBidi" w:hAnsiTheme="majorBidi" w:cstheme="majorBidi"/>
+        </w:rPr>
+        <w:t>............... 15</w:t>
+      </w:r>
+    </w:p>
+    <w:p>
+      <w:pPr>
+        <w:rPr>
+          <w:rFonts w:asciiTheme="majorBidi" w:hAnsiTheme="majorBidi" w:cstheme="majorBidi"/>
+        </w:rPr>
+      </w:pPr>
+      <w:r>
+        <w:rPr>
+          <w:rFonts w:asciiTheme="majorBidi" w:hAnsiTheme="majorBidi" w:cstheme="majorBidi"/>
+        </w:rPr>
+        <w:t>Conclusion................................................................................................................. 15</w:t>
+      </w:r>
+    </w:p>
+    <w:p>
+      <w:pPr>
+        <w:rPr>
+          <w:rFonts w:asciiTheme="majorBidi" w:hAnsiTheme="majorBidi" w:cstheme="majorBidi"/>
+        </w:rPr>
+      </w:pPr>
+      <w:r>
+        <w:rPr>
+          <w:rFonts w:asciiTheme="majorBidi" w:hAnsiTheme="majorBidi" w:cstheme="majorBidi"/>
+        </w:rPr>
+        <w:t>Chapitre II</w:t>
+      </w:r>
+      <w:r>
+        <w:rPr>
+          <w:rFonts w:asciiTheme="majorBidi" w:hAnsiTheme="majorBidi" w:cstheme="majorBidi"/>
+        </w:rPr>
+        <w:t xml:space="preserve"> : .................................................................</w:t>
+      </w:r>
+      <w:r>
+        <w:rPr>
+          <w:rFonts w:asciiTheme="majorBidi" w:hAnsiTheme="majorBidi" w:cstheme="majorBidi"/>
+        </w:rPr>
+        <w:t>................</w:t>
+      </w:r>
+      <w:r>
+        <w:rPr>
+          <w:rFonts w:asciiTheme="majorBidi" w:hAnsiTheme="majorBidi" w:cstheme="majorBidi"/>
+        </w:rPr>
+        <w:t>...............................</w:t>
+      </w:r>
+      <w:r>
+        <w:rPr>
+          <w:rFonts w:asciiTheme="majorBidi" w:hAnsiTheme="majorBidi" w:cstheme="majorBidi"/>
+        </w:rPr>
+        <w:t>16</w:t>
+      </w:r>
+    </w:p>
+    <w:p>
+      <w:pPr>
+        <w:rPr>
+          <w:rFonts w:asciiTheme="majorBidi" w:hAnsiTheme="majorBidi" w:cstheme="majorBidi"/>
+        </w:rPr>
+      </w:pPr>
+      <w:r>
+        <w:rPr>
+          <w:rFonts w:asciiTheme="majorBidi" w:hAnsiTheme="majorBidi" w:cstheme="majorBidi"/>
+        </w:rPr>
+        <w:t xml:space="preserve">Initiation du projet - Sprint </w:t>
+      </w:r>
+      <w:r>
+        <w:rPr>
+          <w:rFonts w:asciiTheme="majorBidi" w:hAnsiTheme="majorBidi" w:cstheme="majorBidi"/>
+        </w:rPr>
+        <w:t>0</w:t>
+      </w:r>
+      <w:r>
+        <w:rPr>
+          <w:rFonts w:asciiTheme="majorBidi" w:hAnsiTheme="majorBidi" w:cstheme="majorBidi"/>
+        </w:rPr>
+        <w:t xml:space="preserve"> -.....................................................................</w:t>
+      </w:r>
+      <w:r>
+        <w:rPr>
+          <w:rFonts w:asciiTheme="majorBidi" w:hAnsiTheme="majorBidi" w:cstheme="majorBidi"/>
+        </w:rPr>
+        <w:t>.........</w:t>
+      </w:r>
+      <w:r>
+        <w:rPr>
+          <w:rFonts w:asciiTheme="majorBidi" w:hAnsiTheme="majorBidi" w:cstheme="majorBidi"/>
+        </w:rPr>
+        <w:t>......16</w:t>
+      </w:r>
+    </w:p>
+    <w:p>
+      <w:pPr>
+        <w:rPr>
+          <w:rFonts w:asciiTheme="majorBidi" w:hAnsiTheme="majorBidi" w:cstheme="majorBidi"/>
+        </w:rPr>
+      </w:pPr>
+      <w:r>
+        <w:rPr>
+          <w:rFonts w:asciiTheme="majorBidi" w:hAnsiTheme="majorBidi" w:cstheme="majorBidi"/>
+        </w:rPr>
+        <w:t>Introduction ........................................................................................</w:t>
+      </w:r>
+      <w:r>
+        <w:rPr>
+          <w:rFonts w:asciiTheme="majorBidi" w:hAnsiTheme="majorBidi" w:cstheme="majorBidi"/>
+        </w:rPr>
+        <w:t>..</w:t>
+      </w:r>
+      <w:r>
+        <w:rPr>
+          <w:rFonts w:asciiTheme="majorBidi" w:hAnsiTheme="majorBidi" w:cstheme="majorBidi"/>
+        </w:rPr>
+        <w:t>..................... 17</w:t>
+      </w:r>
+    </w:p>
+    <w:p>
+      <w:pPr>
+        <w:rPr>
+          <w:rFonts w:asciiTheme="majorBidi" w:hAnsiTheme="majorBidi" w:cstheme="majorBidi"/>
+        </w:rPr>
+      </w:pPr>
+      <w:r>
+        <w:rPr>
+          <w:rFonts w:asciiTheme="majorBidi" w:hAnsiTheme="majorBidi" w:cstheme="majorBidi"/>
+        </w:rPr>
+        <w:t>II.1. Etude des besoins............................................................................................... 17</w:t>
+      </w:r>
+    </w:p>
+    <w:p>
+      <w:pPr>
+        <w:rPr>
+          <w:rFonts w:asciiTheme="majorBidi" w:hAnsiTheme="majorBidi" w:cstheme="majorBidi"/>
+        </w:rPr>
+      </w:pPr>
+      <w:r>
+        <w:rPr>
+          <w:rFonts w:asciiTheme="majorBidi" w:hAnsiTheme="majorBidi" w:cstheme="majorBidi"/>
+        </w:rPr>
+        <w:t>II.1.1. Besoins fonctionnels..................................................................................... 17</w:t>
+      </w:r>
+    </w:p>
+    <w:p>
+      <w:pPr>
+        <w:rPr>
+          <w:rFonts w:asciiTheme="majorBidi" w:hAnsiTheme="majorBidi" w:cstheme="majorBidi"/>
+        </w:rPr>
+      </w:pPr>
+      <w:r>
+        <w:rPr>
+          <w:rFonts w:asciiTheme="majorBidi" w:hAnsiTheme="majorBidi" w:cstheme="majorBidi"/>
+        </w:rPr>
+        <w:t>II.1.2. Besoins non fonctionnels.............................................................................. 18</w:t>
+      </w:r>
+    </w:p>
+    <w:p>
+      <w:pPr>
+        <w:rPr>
+          <w:rFonts w:asciiTheme="majorBidi" w:hAnsiTheme="majorBidi" w:cstheme="majorBidi"/>
+        </w:rPr>
+      </w:pPr>
+      <w:r>
+        <w:rPr>
+          <w:rFonts w:asciiTheme="majorBidi" w:hAnsiTheme="majorBidi" w:cstheme="majorBidi"/>
+        </w:rPr>
+        <w:t>II.1.3. Identification des acteurs.............................................................................. 18</w:t>
+      </w:r>
+    </w:p>
+    <w:p>
+      <w:pPr>
+        <w:rPr>
+          <w:rFonts w:asciiTheme="majorBidi" w:hAnsiTheme="majorBidi" w:cstheme="majorBidi"/>
+        </w:rPr>
+      </w:pPr>
+      <w:r>
+        <w:rPr>
+          <w:rFonts w:asciiTheme="majorBidi" w:hAnsiTheme="majorBidi" w:cstheme="majorBidi"/>
+        </w:rPr>
+        <w:t>II.1.4. Identification des cas d’utilisation par acteur................................................. 19</w:t>
+      </w:r>
+    </w:p>
+    <w:p>
+      <w:pPr>
+        <w:rPr>
+          <w:rFonts w:asciiTheme="majorBidi" w:hAnsiTheme="majorBidi" w:cstheme="majorBidi"/>
+        </w:rPr>
+      </w:pPr>
+      <w:r>
+        <w:rPr>
+          <w:rFonts w:asciiTheme="majorBidi" w:hAnsiTheme="majorBidi" w:cstheme="majorBidi"/>
+        </w:rPr>
+        <w:t>II.1.5. Les Diagrammes.......................................................................................... 21</w:t>
+      </w:r>
+    </w:p>
+    <w:p>
+      <w:pPr>
+        <w:rPr>
+          <w:rFonts w:asciiTheme="majorBidi" w:hAnsiTheme="majorBidi" w:cstheme="majorBidi"/>
+        </w:rPr>
+      </w:pPr>
+      <w:r>
+        <w:rPr>
+          <w:rFonts w:asciiTheme="majorBidi" w:hAnsiTheme="majorBidi" w:cstheme="majorBidi"/>
+        </w:rPr>
+        <w:t>II.2. Environnement de travail ............................................................................... 22</w:t>
+      </w:r>
+    </w:p>
+    <w:p>
+      <w:pPr>
+        <w:rPr>
+          <w:rFonts w:asciiTheme="majorBidi" w:hAnsiTheme="majorBidi" w:cstheme="majorBidi"/>
+        </w:rPr>
+      </w:pPr>
+      <w:r>
+        <w:rPr>
+          <w:rFonts w:asciiTheme="majorBidi" w:hAnsiTheme="majorBidi" w:cstheme="majorBidi"/>
+        </w:rPr>
+        <w:t>II.2.1. Environnement matériel ....................................................................... 22</w:t>
       </w:r>
     </w:p>
     <w:p>
@@ -4839,175 +5228,7 @@
           <w:rFonts w:asciiTheme="majorBidi" w:hAnsiTheme="majorBidi" w:cstheme="majorBidi"/>
         </w:rPr>
         <w:lastRenderedPageBreak/>
-        <w:t>Conclusion...................................................................................................................................... 15</w:t>
-      </w:r>
-    </w:p>
-    <w:p>
-      <w:pPr>
-        <w:rPr>
-          <w:rFonts w:asciiTheme="majorBidi" w:hAnsiTheme="majorBidi" w:cstheme="majorBidi"/>
-        </w:rPr>
-      </w:pPr>
-      <w:r>
-        <w:rPr>
-          <w:rFonts w:asciiTheme="majorBidi" w:hAnsiTheme="majorBidi" w:cstheme="majorBidi"/>
-        </w:rPr>
-        <w:t>Chapitre II</w:t>
-      </w:r>
-      <w:r>
-        <w:rPr>
-          <w:rFonts w:asciiTheme="majorBidi" w:hAnsiTheme="majorBidi" w:cstheme="majorBidi"/>
-        </w:rPr>
-        <w:t xml:space="preserve"> : ..............................................................................................................................</w:t>
-      </w:r>
-      <w:r>
-        <w:rPr>
-          <w:rFonts w:asciiTheme="majorBidi" w:hAnsiTheme="majorBidi" w:cstheme="majorBidi"/>
-        </w:rPr>
-        <w:t>16</w:t>
-      </w:r>
-    </w:p>
-    <w:p>
-      <w:pPr>
-        <w:rPr>
-          <w:rFonts w:asciiTheme="majorBidi" w:hAnsiTheme="majorBidi" w:cstheme="majorBidi"/>
-        </w:rPr>
-      </w:pPr>
-      <w:r>
-        <w:rPr>
-          <w:rFonts w:asciiTheme="majorBidi" w:hAnsiTheme="majorBidi" w:cstheme="majorBidi"/>
-        </w:rPr>
-        <w:t>Initiation du projet - Sprint 0 -.................................................................................................16</w:t>
-      </w:r>
-    </w:p>
-    <w:p>
-      <w:pPr>
-        <w:rPr>
-          <w:rFonts w:asciiTheme="majorBidi" w:hAnsiTheme="majorBidi" w:cstheme="majorBidi"/>
-        </w:rPr>
-      </w:pPr>
-      <w:r>
-        <w:rPr>
-          <w:rFonts w:asciiTheme="majorBidi" w:hAnsiTheme="majorBidi" w:cstheme="majorBidi"/>
-        </w:rPr>
-        <w:t>Introduction .................................................................................................................................... 17</w:t>
-      </w:r>
-    </w:p>
-    <w:p>
-      <w:pPr>
-        <w:rPr>
-          <w:rFonts w:asciiTheme="majorBidi" w:hAnsiTheme="majorBidi" w:cstheme="majorBidi"/>
-        </w:rPr>
-      </w:pPr>
-      <w:r>
-        <w:rPr>
-          <w:rFonts w:asciiTheme="majorBidi" w:hAnsiTheme="majorBidi" w:cstheme="majorBidi"/>
-        </w:rPr>
-        <w:t>II.1. Etude des besoins.................................................................................................................... 17</w:t>
-      </w:r>
-    </w:p>
-    <w:p>
-      <w:pPr>
-        <w:rPr>
-          <w:rFonts w:asciiTheme="majorBidi" w:hAnsiTheme="majorBidi" w:cstheme="majorBidi"/>
-        </w:rPr>
-      </w:pPr>
-      <w:r>
-        <w:rPr>
-          <w:rFonts w:asciiTheme="majorBidi" w:hAnsiTheme="majorBidi" w:cstheme="majorBidi"/>
-        </w:rPr>
-        <w:t>II.1.1. Besoins fonctionnels......................................................................................................... 17</w:t>
-      </w:r>
-    </w:p>
-    <w:p>
-      <w:pPr>
-        <w:rPr>
-          <w:rFonts w:asciiTheme="majorBidi" w:hAnsiTheme="majorBidi" w:cstheme="majorBidi"/>
-        </w:rPr>
-      </w:pPr>
-      <w:r>
-        <w:rPr>
-          <w:rFonts w:asciiTheme="majorBidi" w:hAnsiTheme="majorBidi" w:cstheme="majorBidi"/>
-        </w:rPr>
-        <w:t>II.1.2. Besoins non fonctionnels.................................................................................................. 18</w:t>
-      </w:r>
-    </w:p>
-    <w:p>
-      <w:pPr>
-        <w:rPr>
-          <w:rFonts w:asciiTheme="majorBidi" w:hAnsiTheme="majorBidi" w:cstheme="majorBidi"/>
-        </w:rPr>
-      </w:pPr>
-      <w:r>
-        <w:rPr>
-          <w:rFonts w:asciiTheme="majorBidi" w:hAnsiTheme="majorBidi" w:cstheme="majorBidi"/>
-        </w:rPr>
-        <w:t>II.1.3. Identification des acteurs.................................................................................................. 18</w:t>
-      </w:r>
-    </w:p>
-    <w:p>
-      <w:pPr>
-        <w:rPr>
-          <w:rFonts w:asciiTheme="majorBidi" w:hAnsiTheme="majorBidi" w:cstheme="majorBidi"/>
-        </w:rPr>
-      </w:pPr>
-      <w:r>
-        <w:rPr>
-          <w:rFonts w:asciiTheme="majorBidi" w:hAnsiTheme="majorBidi" w:cstheme="majorBidi"/>
-        </w:rPr>
-        <w:t>II.1.4. Identification des cas d’utilisation par acteur.................................................................... 19</w:t>
-      </w:r>
-    </w:p>
-    <w:p>
-      <w:pPr>
-        <w:rPr>
-          <w:rFonts w:asciiTheme="majorBidi" w:hAnsiTheme="majorBidi" w:cstheme="majorBidi"/>
-        </w:rPr>
-      </w:pPr>
-      <w:r>
-        <w:rPr>
-          <w:rFonts w:asciiTheme="majorBidi" w:hAnsiTheme="majorBidi" w:cstheme="majorBidi"/>
-        </w:rPr>
-        <w:t>II.1.5. Les Diagrammes............................................................................................................... 21</w:t>
-      </w:r>
-    </w:p>
-    <w:p>
-      <w:pPr>
-        <w:rPr>
-          <w:rFonts w:asciiTheme="majorBidi" w:hAnsiTheme="majorBidi" w:cstheme="majorBidi"/>
-        </w:rPr>
-      </w:pPr>
-      <w:r>
-        <w:rPr>
-          <w:rFonts w:asciiTheme="majorBidi" w:hAnsiTheme="majorBidi" w:cstheme="majorBidi"/>
-        </w:rPr>
-        <w:t>II.2. Environnement de travail ........................................................................................................ 22</w:t>
-      </w:r>
-    </w:p>
-    <w:p>
-      <w:pPr>
-        <w:rPr>
-          <w:rFonts w:asciiTheme="majorBidi" w:hAnsiTheme="majorBidi" w:cstheme="majorBidi"/>
-        </w:rPr>
-      </w:pPr>
-      <w:r>
-        <w:rPr>
-          <w:rFonts w:asciiTheme="majorBidi" w:hAnsiTheme="majorBidi" w:cstheme="majorBidi"/>
-        </w:rPr>
-        <w:t>II.2.1. Environnement matériel ................................................................................................... 22</w:t>
-      </w:r>
-    </w:p>
-    <w:p>
-      <w:pPr>
-        <w:rPr>
-          <w:rFonts w:asciiTheme="majorBidi" w:hAnsiTheme="majorBidi" w:cstheme="majorBidi"/>
-        </w:rPr>
-      </w:pPr>
-      <w:r>
-        <w:rPr>
-          <w:rFonts w:asciiTheme="majorBidi" w:hAnsiTheme="majorBidi" w:cstheme="majorBidi"/>
-        </w:rPr>
-        <w:t>II.2.2. Environnement logiciel..................................................................................................... 23</w:t>
+        <w:t>II.2.2. Environnement logiciel................................................................................................... 23</w:t>
       </w:r>
     </w:p>
     <w:p>
@@ -5583,6 +5804,7 @@
         <w:rPr>
           <w:rFonts w:asciiTheme="majorBidi" w:hAnsiTheme="majorBidi" w:cstheme="majorBidi"/>
         </w:rPr>
+        <w:lastRenderedPageBreak/>
         <w:t>III.3.</w:t>
       </w:r>
       <w:r>
@@ -5736,261 +5958,261 @@
         <w:rPr>
           <w:rFonts w:asciiTheme="majorBidi" w:hAnsiTheme="majorBidi" w:cstheme="majorBidi"/>
         </w:rPr>
+        <w:t>III.4. Burndown chart du sprint 1</w:t>
+      </w:r>
+    </w:p>
+    <w:p>
+      <w:pPr>
+        <w:rPr>
+          <w:rFonts w:asciiTheme="majorBidi" w:hAnsiTheme="majorBidi" w:cstheme="majorBidi"/>
+        </w:rPr>
+      </w:pPr>
+      <w:r>
+        <w:rPr>
+          <w:rFonts w:asciiTheme="majorBidi" w:hAnsiTheme="majorBidi" w:cstheme="majorBidi"/>
+        </w:rPr>
+        <w:t>III.5. Conclusion</w:t>
+      </w:r>
+    </w:p>
+    <w:p>
+      <w:pPr>
+        <w:rPr>
+          <w:rFonts w:asciiTheme="majorBidi" w:hAnsiTheme="majorBidi" w:cstheme="majorBidi"/>
+        </w:rPr>
+      </w:pPr>
+    </w:p>
+    <w:p>
+      <w:pPr>
+        <w:rPr>
+          <w:rFonts w:asciiTheme="majorBidi" w:hAnsiTheme="majorBidi" w:cstheme="majorBidi"/>
+        </w:rPr>
+      </w:pPr>
+      <w:r>
+        <w:rPr>
+          <w:rFonts w:asciiTheme="majorBidi" w:hAnsiTheme="majorBidi" w:cstheme="majorBidi"/>
+        </w:rPr>
+        <w:t>Chapitre IV :  Sprint 2</w:t>
+      </w:r>
+    </w:p>
+    <w:p>
+      <w:pPr>
+        <w:rPr>
+          <w:rFonts w:asciiTheme="majorBidi" w:hAnsiTheme="majorBidi" w:cstheme="majorBidi"/>
+        </w:rPr>
+      </w:pPr>
+      <w:r>
+        <w:rPr>
+          <w:rFonts w:asciiTheme="majorBidi" w:hAnsiTheme="majorBidi" w:cstheme="majorBidi"/>
+        </w:rPr>
+        <w:t>Introduction</w:t>
+      </w:r>
+    </w:p>
+    <w:p>
+      <w:pPr>
+        <w:rPr>
+          <w:rFonts w:asciiTheme="majorBidi" w:hAnsiTheme="majorBidi" w:cstheme="majorBidi"/>
+        </w:rPr>
+      </w:pPr>
+      <w:r>
+        <w:rPr>
+          <w:rFonts w:asciiTheme="majorBidi" w:hAnsiTheme="majorBidi" w:cstheme="majorBidi"/>
+        </w:rPr>
+        <w:t>IV.1. Backlog du Sprint 2</w:t>
+      </w:r>
+    </w:p>
+    <w:p>
+      <w:pPr>
+        <w:rPr>
+          <w:rFonts w:asciiTheme="majorBidi" w:hAnsiTheme="majorBidi" w:cstheme="majorBidi"/>
+        </w:rPr>
+      </w:pPr>
+      <w:r>
+        <w:rPr>
+          <w:rFonts w:asciiTheme="majorBidi" w:hAnsiTheme="majorBidi" w:cstheme="majorBidi"/>
+        </w:rPr>
+        <w:t>IV.2. Spécifications Fonctionnelles</w:t>
+      </w:r>
+    </w:p>
+    <w:p>
+      <w:pPr>
+        <w:rPr>
+          <w:rFonts w:asciiTheme="majorBidi" w:hAnsiTheme="majorBidi" w:cstheme="majorBidi"/>
+        </w:rPr>
+      </w:pPr>
+      <w:r>
+        <w:rPr>
+          <w:rFonts w:asciiTheme="majorBidi" w:hAnsiTheme="majorBidi" w:cstheme="majorBidi"/>
+        </w:rPr>
+        <w:t>IV.3. Conception</w:t>
+      </w:r>
+    </w:p>
+    <w:p>
+      <w:pPr>
+        <w:rPr>
+          <w:rFonts w:asciiTheme="majorBidi" w:hAnsiTheme="majorBidi" w:cstheme="majorBidi"/>
+        </w:rPr>
+      </w:pPr>
+      <w:r>
+        <w:rPr>
+          <w:rFonts w:asciiTheme="majorBidi" w:hAnsiTheme="majorBidi" w:cstheme="majorBidi"/>
+        </w:rPr>
+        <w:t>IV.3.1. Raffinement de cas d’utilisation « Gérer bâtiments »</w:t>
+      </w:r>
+    </w:p>
+    <w:p>
+      <w:pPr>
+        <w:rPr>
+          <w:rFonts w:asciiTheme="majorBidi" w:hAnsiTheme="majorBidi" w:cstheme="majorBidi"/>
+        </w:rPr>
+      </w:pPr>
+      <w:r>
+        <w:rPr>
+          <w:rFonts w:asciiTheme="majorBidi" w:hAnsiTheme="majorBidi" w:cstheme="majorBidi"/>
+        </w:rPr>
+        <w:t>IV.3.1.1. Description textuelle du cas d’utilisation « Gérer bâtiments »</w:t>
+      </w:r>
+    </w:p>
+    <w:p>
+      <w:pPr>
+        <w:rPr>
+          <w:rFonts w:asciiTheme="majorBidi" w:hAnsiTheme="majorBidi" w:cstheme="majorBidi"/>
+        </w:rPr>
+      </w:pPr>
+      <w:r>
+        <w:rPr>
+          <w:rFonts w:asciiTheme="majorBidi" w:hAnsiTheme="majorBidi" w:cstheme="majorBidi"/>
+        </w:rPr>
+        <w:t>IV.3.2. Raffinement de cas d’utilisation « Gérer salles »</w:t>
+      </w:r>
+    </w:p>
+    <w:p>
+      <w:pPr>
+        <w:rPr>
+          <w:rFonts w:asciiTheme="majorBidi" w:hAnsiTheme="majorBidi" w:cstheme="majorBidi"/>
+        </w:rPr>
+      </w:pPr>
+      <w:r>
+        <w:rPr>
+          <w:rFonts w:asciiTheme="majorBidi" w:hAnsiTheme="majorBidi" w:cstheme="majorBidi"/>
+        </w:rPr>
+        <w:t>IV.3.2.1. Description textuelle du cas d’utilisation « Gérer salles »</w:t>
+      </w:r>
+    </w:p>
+    <w:p>
+      <w:pPr>
+        <w:rPr>
+          <w:rFonts w:asciiTheme="majorBidi" w:hAnsiTheme="majorBidi" w:cstheme="majorBidi"/>
+        </w:rPr>
+      </w:pPr>
+      <w:r>
+        <w:rPr>
+          <w:rFonts w:asciiTheme="majorBidi" w:hAnsiTheme="majorBidi" w:cstheme="majorBidi"/>
+        </w:rPr>
+        <w:t>IV.3.3. Raffinement de cas d’utilisation « Gérer armoires »</w:t>
+      </w:r>
+    </w:p>
+    <w:p>
+      <w:pPr>
+        <w:rPr>
+          <w:rFonts w:asciiTheme="majorBidi" w:hAnsiTheme="majorBidi" w:cstheme="majorBidi"/>
+        </w:rPr>
+      </w:pPr>
+      <w:r>
+        <w:rPr>
+          <w:rFonts w:asciiTheme="majorBidi" w:hAnsiTheme="majorBidi" w:cstheme="majorBidi"/>
+        </w:rPr>
+        <w:t>IV.3.3.1. Description textuelle du cas d’utilisation « Gérer armoires »</w:t>
+      </w:r>
+    </w:p>
+    <w:p>
+      <w:pPr>
+        <w:rPr>
+          <w:rFonts w:asciiTheme="majorBidi" w:hAnsiTheme="majorBidi" w:cstheme="majorBidi"/>
+        </w:rPr>
+      </w:pPr>
+      <w:r>
+        <w:rPr>
+          <w:rFonts w:asciiTheme="majorBidi" w:hAnsiTheme="majorBidi" w:cstheme="majorBidi"/>
+        </w:rPr>
+        <w:t>IV.3.4. Raffinement de cas d’utilisation « Gérer étagère »</w:t>
+      </w:r>
+    </w:p>
+    <w:p>
+      <w:pPr>
+        <w:rPr>
+          <w:rFonts w:asciiTheme="majorBidi" w:hAnsiTheme="majorBidi" w:cstheme="majorBidi"/>
+        </w:rPr>
+      </w:pPr>
+      <w:r>
+        <w:rPr>
+          <w:rFonts w:asciiTheme="majorBidi" w:hAnsiTheme="majorBidi" w:cstheme="majorBidi"/>
+        </w:rPr>
+        <w:t>IV.3.4.1. Description textuelle du cas d’utilisation « Gérer étagère »</w:t>
+      </w:r>
+    </w:p>
+    <w:p>
+      <w:pPr>
+        <w:rPr>
+          <w:rFonts w:asciiTheme="majorBidi" w:hAnsiTheme="majorBidi" w:cstheme="majorBidi"/>
+        </w:rPr>
+      </w:pPr>
+      <w:r>
+        <w:rPr>
+          <w:rFonts w:asciiTheme="majorBidi" w:hAnsiTheme="majorBidi" w:cstheme="majorBidi"/>
+        </w:rPr>
+        <w:t>IV.3.5. Raffinement de cas d’utilisation « Gérer boitiers »</w:t>
+      </w:r>
+    </w:p>
+    <w:p>
+      <w:pPr>
+        <w:rPr>
+          <w:rFonts w:asciiTheme="majorBidi" w:hAnsiTheme="majorBidi" w:cstheme="majorBidi"/>
+        </w:rPr>
+      </w:pPr>
+      <w:r>
+        <w:rPr>
+          <w:rFonts w:asciiTheme="majorBidi" w:hAnsiTheme="majorBidi" w:cstheme="majorBidi"/>
+        </w:rPr>
+        <w:t>IV.3.5.1. Description textuelle du cas d’utilisation « Gérer boitiers »</w:t>
+      </w:r>
+    </w:p>
+    <w:p>
+      <w:pPr>
+        <w:rPr>
+          <w:rFonts w:asciiTheme="majorBidi" w:hAnsiTheme="majorBidi" w:cstheme="majorBidi"/>
+        </w:rPr>
+      </w:pPr>
+      <w:r>
+        <w:rPr>
+          <w:rFonts w:asciiTheme="majorBidi" w:hAnsiTheme="majorBidi" w:cstheme="majorBidi"/>
+        </w:rPr>
+        <w:t>IV.3.6. Raffinement de cas d’utilisation « Gérer dossiers »</w:t>
+      </w:r>
+    </w:p>
+    <w:p>
+      <w:pPr>
+        <w:rPr>
+          <w:rFonts w:asciiTheme="majorBidi" w:hAnsiTheme="majorBidi" w:cstheme="majorBidi"/>
+        </w:rPr>
+      </w:pPr>
+      <w:r>
+        <w:rPr>
+          <w:rFonts w:asciiTheme="majorBidi" w:hAnsiTheme="majorBidi" w:cstheme="majorBidi"/>
+        </w:rPr>
+        <w:t>IV.3.6.1. Description textuelle du cas d’utilisation « Gérer dossiers »</w:t>
+      </w:r>
+    </w:p>
+    <w:p>
+      <w:pPr>
+        <w:rPr>
+          <w:rFonts w:asciiTheme="majorBidi" w:hAnsiTheme="majorBidi" w:cstheme="majorBidi"/>
+        </w:rPr>
+      </w:pPr>
+      <w:r>
+        <w:rPr>
+          <w:rFonts w:asciiTheme="majorBidi" w:hAnsiTheme="majorBidi" w:cstheme="majorBidi"/>
+        </w:rPr>
         <w:lastRenderedPageBreak/>
-        <w:t>III.4. Burndown chart du sprint 1</w:t>
-      </w:r>
-    </w:p>
-    <w:p>
-      <w:pPr>
-        <w:rPr>
-          <w:rFonts w:asciiTheme="majorBidi" w:hAnsiTheme="majorBidi" w:cstheme="majorBidi"/>
-        </w:rPr>
-      </w:pPr>
-      <w:r>
-        <w:rPr>
-          <w:rFonts w:asciiTheme="majorBidi" w:hAnsiTheme="majorBidi" w:cstheme="majorBidi"/>
-        </w:rPr>
-        <w:t>III.5. Conclusion</w:t>
-      </w:r>
-    </w:p>
-    <w:p>
-      <w:pPr>
-        <w:rPr>
-          <w:rFonts w:asciiTheme="majorBidi" w:hAnsiTheme="majorBidi" w:cstheme="majorBidi"/>
-        </w:rPr>
-      </w:pPr>
-    </w:p>
-    <w:p>
-      <w:pPr>
-        <w:rPr>
-          <w:rFonts w:asciiTheme="majorBidi" w:hAnsiTheme="majorBidi" w:cstheme="majorBidi"/>
-        </w:rPr>
-      </w:pPr>
-      <w:r>
-        <w:rPr>
-          <w:rFonts w:asciiTheme="majorBidi" w:hAnsiTheme="majorBidi" w:cstheme="majorBidi"/>
-        </w:rPr>
-        <w:t>Chapitre IV :  Sprint 2</w:t>
-      </w:r>
-    </w:p>
-    <w:p>
-      <w:pPr>
-        <w:rPr>
-          <w:rFonts w:asciiTheme="majorBidi" w:hAnsiTheme="majorBidi" w:cstheme="majorBidi"/>
-        </w:rPr>
-      </w:pPr>
-      <w:r>
-        <w:rPr>
-          <w:rFonts w:asciiTheme="majorBidi" w:hAnsiTheme="majorBidi" w:cstheme="majorBidi"/>
-        </w:rPr>
-        <w:t>Introduction</w:t>
-      </w:r>
-    </w:p>
-    <w:p>
-      <w:pPr>
-        <w:rPr>
-          <w:rFonts w:asciiTheme="majorBidi" w:hAnsiTheme="majorBidi" w:cstheme="majorBidi"/>
-        </w:rPr>
-      </w:pPr>
-      <w:r>
-        <w:rPr>
-          <w:rFonts w:asciiTheme="majorBidi" w:hAnsiTheme="majorBidi" w:cstheme="majorBidi"/>
-        </w:rPr>
-        <w:t>IV.1. Backlog du Sprint 2</w:t>
-      </w:r>
-    </w:p>
-    <w:p>
-      <w:pPr>
-        <w:rPr>
-          <w:rFonts w:asciiTheme="majorBidi" w:hAnsiTheme="majorBidi" w:cstheme="majorBidi"/>
-        </w:rPr>
-      </w:pPr>
-      <w:r>
-        <w:rPr>
-          <w:rFonts w:asciiTheme="majorBidi" w:hAnsiTheme="majorBidi" w:cstheme="majorBidi"/>
-        </w:rPr>
-        <w:t>IV.2. Spécifications Fonctionnelles</w:t>
-      </w:r>
-    </w:p>
-    <w:p>
-      <w:pPr>
-        <w:rPr>
-          <w:rFonts w:asciiTheme="majorBidi" w:hAnsiTheme="majorBidi" w:cstheme="majorBidi"/>
-        </w:rPr>
-      </w:pPr>
-      <w:r>
-        <w:rPr>
-          <w:rFonts w:asciiTheme="majorBidi" w:hAnsiTheme="majorBidi" w:cstheme="majorBidi"/>
-        </w:rPr>
-        <w:t>IV.3. Conception</w:t>
-      </w:r>
-    </w:p>
-    <w:p>
-      <w:pPr>
-        <w:rPr>
-          <w:rFonts w:asciiTheme="majorBidi" w:hAnsiTheme="majorBidi" w:cstheme="majorBidi"/>
-        </w:rPr>
-      </w:pPr>
-      <w:r>
-        <w:rPr>
-          <w:rFonts w:asciiTheme="majorBidi" w:hAnsiTheme="majorBidi" w:cstheme="majorBidi"/>
-        </w:rPr>
-        <w:t>IV.3.1. Raffinement de cas d’utilisation « Gérer bâtiments »</w:t>
-      </w:r>
-    </w:p>
-    <w:p>
-      <w:pPr>
-        <w:rPr>
-          <w:rFonts w:asciiTheme="majorBidi" w:hAnsiTheme="majorBidi" w:cstheme="majorBidi"/>
-        </w:rPr>
-      </w:pPr>
-      <w:r>
-        <w:rPr>
-          <w:rFonts w:asciiTheme="majorBidi" w:hAnsiTheme="majorBidi" w:cstheme="majorBidi"/>
-        </w:rPr>
-        <w:t>IV.3.1.1. Description textuelle du cas d’utilisation « Gérer bâtiments »</w:t>
-      </w:r>
-    </w:p>
-    <w:p>
-      <w:pPr>
-        <w:rPr>
-          <w:rFonts w:asciiTheme="majorBidi" w:hAnsiTheme="majorBidi" w:cstheme="majorBidi"/>
-        </w:rPr>
-      </w:pPr>
-      <w:r>
-        <w:rPr>
-          <w:rFonts w:asciiTheme="majorBidi" w:hAnsiTheme="majorBidi" w:cstheme="majorBidi"/>
-        </w:rPr>
-        <w:t>IV.3.2. Raffinement de cas d’utilisation « Gérer salles »</w:t>
-      </w:r>
-    </w:p>
-    <w:p>
-      <w:pPr>
-        <w:rPr>
-          <w:rFonts w:asciiTheme="majorBidi" w:hAnsiTheme="majorBidi" w:cstheme="majorBidi"/>
-        </w:rPr>
-      </w:pPr>
-      <w:r>
-        <w:rPr>
-          <w:rFonts w:asciiTheme="majorBidi" w:hAnsiTheme="majorBidi" w:cstheme="majorBidi"/>
-        </w:rPr>
-        <w:t>IV.3.2.1. Description textuelle du cas d’utilisation « Gérer salles »</w:t>
-      </w:r>
-    </w:p>
-    <w:p>
-      <w:pPr>
-        <w:rPr>
-          <w:rFonts w:asciiTheme="majorBidi" w:hAnsiTheme="majorBidi" w:cstheme="majorBidi"/>
-        </w:rPr>
-      </w:pPr>
-      <w:r>
-        <w:rPr>
-          <w:rFonts w:asciiTheme="majorBidi" w:hAnsiTheme="majorBidi" w:cstheme="majorBidi"/>
-        </w:rPr>
-        <w:t>IV.3.3. Raffinement de cas d’utilisation « Gérer armoires »</w:t>
-      </w:r>
-    </w:p>
-    <w:p>
-      <w:pPr>
-        <w:rPr>
-          <w:rFonts w:asciiTheme="majorBidi" w:hAnsiTheme="majorBidi" w:cstheme="majorBidi"/>
-        </w:rPr>
-      </w:pPr>
-      <w:r>
-        <w:rPr>
-          <w:rFonts w:asciiTheme="majorBidi" w:hAnsiTheme="majorBidi" w:cstheme="majorBidi"/>
-        </w:rPr>
-        <w:t>IV.3.3.1. Description textuelle du cas d’utilisation « Gérer armoires »</w:t>
-      </w:r>
-    </w:p>
-    <w:p>
-      <w:pPr>
-        <w:rPr>
-          <w:rFonts w:asciiTheme="majorBidi" w:hAnsiTheme="majorBidi" w:cstheme="majorBidi"/>
-        </w:rPr>
-      </w:pPr>
-      <w:r>
-        <w:rPr>
-          <w:rFonts w:asciiTheme="majorBidi" w:hAnsiTheme="majorBidi" w:cstheme="majorBidi"/>
-        </w:rPr>
-        <w:t>IV.3.4. Raffinement de cas d’utilisation « Gérer étagère »</w:t>
-      </w:r>
-    </w:p>
-    <w:p>
-      <w:pPr>
-        <w:rPr>
-          <w:rFonts w:asciiTheme="majorBidi" w:hAnsiTheme="majorBidi" w:cstheme="majorBidi"/>
-        </w:rPr>
-      </w:pPr>
-      <w:r>
-        <w:rPr>
-          <w:rFonts w:asciiTheme="majorBidi" w:hAnsiTheme="majorBidi" w:cstheme="majorBidi"/>
-        </w:rPr>
-        <w:t>IV.3.4.1. Description textuelle du cas d’utilisation « Gérer étagère »</w:t>
-      </w:r>
-    </w:p>
-    <w:p>
-      <w:pPr>
-        <w:rPr>
-          <w:rFonts w:asciiTheme="majorBidi" w:hAnsiTheme="majorBidi" w:cstheme="majorBidi"/>
-        </w:rPr>
-      </w:pPr>
-      <w:r>
-        <w:rPr>
-          <w:rFonts w:asciiTheme="majorBidi" w:hAnsiTheme="majorBidi" w:cstheme="majorBidi"/>
-        </w:rPr>
-        <w:t>IV.3.5. Raffinement de cas d’utilisation « Gérer boitiers »</w:t>
-      </w:r>
-    </w:p>
-    <w:p>
-      <w:pPr>
-        <w:rPr>
-          <w:rFonts w:asciiTheme="majorBidi" w:hAnsiTheme="majorBidi" w:cstheme="majorBidi"/>
-        </w:rPr>
-      </w:pPr>
-      <w:r>
-        <w:rPr>
-          <w:rFonts w:asciiTheme="majorBidi" w:hAnsiTheme="majorBidi" w:cstheme="majorBidi"/>
-        </w:rPr>
-        <w:t>IV.3.5.1. Description textuelle du cas d’utilisation « Gérer boitiers »</w:t>
-      </w:r>
-    </w:p>
-    <w:p>
-      <w:pPr>
-        <w:rPr>
-          <w:rFonts w:asciiTheme="majorBidi" w:hAnsiTheme="majorBidi" w:cstheme="majorBidi"/>
-        </w:rPr>
-      </w:pPr>
-      <w:r>
-        <w:rPr>
-          <w:rFonts w:asciiTheme="majorBidi" w:hAnsiTheme="majorBidi" w:cstheme="majorBidi"/>
-        </w:rPr>
-        <w:t>IV.3.6. Raffinement de cas d’utilisation « Gérer dossiers »</w:t>
-      </w:r>
-    </w:p>
-    <w:p>
-      <w:pPr>
-        <w:rPr>
-          <w:rFonts w:asciiTheme="majorBidi" w:hAnsiTheme="majorBidi" w:cstheme="majorBidi"/>
-        </w:rPr>
-      </w:pPr>
-      <w:r>
-        <w:rPr>
-          <w:rFonts w:asciiTheme="majorBidi" w:hAnsiTheme="majorBidi" w:cstheme="majorBidi"/>
-        </w:rPr>
-        <w:t>IV.3.6.1. Description textuelle du cas d’utilisation « Gérer dossiers »</w:t>
-      </w:r>
-    </w:p>
-    <w:p>
-      <w:pPr>
-        <w:rPr>
-          <w:rFonts w:asciiTheme="majorBidi" w:hAnsiTheme="majorBidi" w:cstheme="majorBidi"/>
-        </w:rPr>
-      </w:pPr>
-      <w:r>
-        <w:rPr>
-          <w:rFonts w:asciiTheme="majorBidi" w:hAnsiTheme="majorBidi" w:cstheme="majorBidi"/>
-        </w:rPr>
         <w:t>IV.3.7. Raffinement de cas d’utilisation « Gérer documents »</w:t>
       </w:r>
     </w:p>
@@ -6126,7 +6348,6 @@
         <w:rPr>
           <w:rFonts w:asciiTheme="majorBidi" w:hAnsiTheme="majorBidi" w:cstheme="majorBidi"/>
         </w:rPr>
-        <w:lastRenderedPageBreak/>
         <w:t>IV.5. Conclusion</w:t>
       </w:r>
     </w:p>
@@ -6539,7 +6760,23 @@
           <w:b/>
           <w:bCs/>
         </w:rPr>
-        <w:t>I.1.1. Etude du domaine</w:t>
+        <w:t>I.1.</w:t>
+      </w:r>
+      <w:r>
+        <w:rPr>
+          <w:rFonts w:asciiTheme="majorBidi" w:hAnsiTheme="majorBidi" w:cstheme="majorBidi"/>
+          <w:b/>
+          <w:bCs/>
+        </w:rPr>
+        <w:t>1</w:t>
+      </w:r>
+      <w:r>
+        <w:rPr>
+          <w:rFonts w:asciiTheme="majorBidi" w:hAnsiTheme="majorBidi" w:cstheme="majorBidi"/>
+          <w:b/>
+          <w:bCs/>
+        </w:rPr>
+        <w:t>. Etude du domaine</w:t>
       </w:r>
     </w:p>
     <w:p>
@@ -6901,242 +7138,109 @@
           <w:rFonts w:asciiTheme="majorBidi" w:hAnsiTheme="majorBidi" w:cstheme="majorBidi"/>
         </w:rPr>
         <w:lastRenderedPageBreak/>
-        <w:t>L'examen de ce qui existe déjà est une étape charnière dans l'évaluation d'un projet. Il constitue une base essentielle pour prendre des décisions éclairées et élaborer des stratégies efficaces pour atteindre les objectifs fixés.</w:t>
-      </w:r>
-    </w:p>
-    <w:p>
-      <w:pPr>
-        <w:rPr>
-          <w:rFonts w:asciiTheme="majorBidi" w:hAnsiTheme="majorBidi" w:cstheme="majorBidi"/>
-          <w:b/>
-          <w:bCs/>
-        </w:rPr>
-      </w:pPr>
-      <w:r>
-        <w:rPr>
-          <w:rFonts w:asciiTheme="majorBidi" w:hAnsiTheme="majorBidi" w:cstheme="majorBidi"/>
-          <w:b/>
-          <w:bCs/>
-        </w:rPr>
-        <w:t>I.2.1. Analyse de l’existant</w:t>
-      </w:r>
-    </w:p>
-    <w:p>
-      <w:pPr>
-        <w:rPr>
-          <w:rFonts w:asciiTheme="majorBidi" w:hAnsiTheme="majorBidi" w:cstheme="majorBidi"/>
-        </w:rPr>
-      </w:pPr>
-      <w:r>
-        <w:rPr>
-          <w:rFonts w:asciiTheme="majorBidi" w:hAnsiTheme="majorBidi" w:cstheme="majorBidi"/>
-        </w:rPr>
-        <w:t>Le système actuel repose sur une combinaison de méthodes :</w:t>
-      </w:r>
-    </w:p>
-    <w:p>
-      <w:pPr>
-        <w:numPr>
-          <w:ilvl w:val="0"/>
-          <w:numId w:val="3"/>
-        </w:numPr>
-        <w:rPr>
-          <w:rFonts w:asciiTheme="majorBidi" w:hAnsiTheme="majorBidi" w:cstheme="majorBidi"/>
-        </w:rPr>
-      </w:pPr>
-      <w:r>
-        <w:rPr>
-          <w:rFonts w:asciiTheme="majorBidi" w:hAnsiTheme="majorBidi" w:cstheme="majorBidi"/>
-          <w:b/>
-          <w:bCs/>
-        </w:rPr>
-        <w:t>Gestion des archives physiques</w:t>
-      </w:r>
-      <w:r>
-        <w:rPr>
-          <w:rFonts w:asciiTheme="majorBidi" w:hAnsiTheme="majorBidi" w:cstheme="majorBidi"/>
-        </w:rPr>
-        <w:t xml:space="preserve"> : Les documents sont stockés dans des boîtes d'archives, étiquetées manuellement et référencées dans des fichiers </w:t>
-      </w:r>
-    </w:p>
-    <w:p>
-      <w:pPr>
-        <w:pStyle w:val="NormalWeb"/>
-        <w:ind w:left="720"/>
-        <w:rPr>
-          <w:rFonts w:asciiTheme="majorBidi" w:hAnsiTheme="majorBidi" w:cstheme="majorBidi"/>
-        </w:rPr>
-      </w:pPr>
-      <w:r>
-        <w:rPr>
-          <w:rFonts w:asciiTheme="majorBidi" w:hAnsiTheme="majorBidi" w:cstheme="majorBidi"/>
-          <w:noProof/>
-        </w:rPr>
-        <w:drawing>
-          <wp:anchor distT="0" distB="0" distL="114300" distR="114300" simplePos="0" relativeHeight="251658240" behindDoc="1" locked="0" layoutInCell="1" allowOverlap="1" wp14:anchorId="2556F231" wp14:editId="7D78D5AD">
-            <wp:simplePos x="0" y="0"/>
-            <wp:positionH relativeFrom="margin">
-              <wp:align>center</wp:align>
-            </wp:positionH>
-            <wp:positionV relativeFrom="paragraph">
-              <wp:posOffset>11430</wp:posOffset>
-            </wp:positionV>
-            <wp:extent cx="4963795" cy="2790825"/>
-            <wp:effectExtent l="0" t="0" r="8255" b="9525"/>
-            <wp:wrapTight wrapText="bothSides">
-              <wp:wrapPolygon edited="0">
-                <wp:start x="0" y="0"/>
-                <wp:lineTo x="0" y="21526"/>
-                <wp:lineTo x="21553" y="21526"/>
-                <wp:lineTo x="21553" y="0"/>
-                <wp:lineTo x="0" y="0"/>
-              </wp:wrapPolygon>
-            </wp:wrapTight>
-            <wp:docPr id="879778640" name="Image 2"/>
-            <wp:cNvGraphicFramePr>
-              <a:graphicFrameLocks xmlns:a="http://schemas.openxmlformats.org/drawingml/2006/main" noChangeAspect="1"/>
-            </wp:cNvGraphicFramePr>
-            <a:graphic xmlns:a="http://schemas.openxmlformats.org/drawingml/2006/main">
-              <a:graphicData uri="http://schemas.openxmlformats.org/drawingml/2006/picture">
-                <pic:pic xmlns:pic="http://schemas.openxmlformats.org/drawingml/2006/picture">
-                  <pic:nvPicPr>
-                    <pic:cNvPr id="0" name="Picture 12"/>
-                    <pic:cNvPicPr>
-                      <a:picLocks noChangeAspect="1" noChangeArrowheads="1"/>
-                    </pic:cNvPicPr>
-                  </pic:nvPicPr>
-                  <pic:blipFill>
-                    <a:blip r:embed="rId8" cstate="print">
-                      <a:extLst>
-                        <a:ext uri="{28A0092B-C50C-407E-A947-70E740481C1C}">
-                          <a14:useLocalDpi xmlns:a14="http://schemas.microsoft.com/office/drawing/2010/main" val="0"/>
-                        </a:ext>
-                      </a:extLst>
-                    </a:blip>
-                    <a:srcRect/>
-                    <a:stretch>
-                      <a:fillRect/>
-                    </a:stretch>
-                  </pic:blipFill>
-                  <pic:spPr bwMode="auto">
-                    <a:xfrm>
-                      <a:off x="0" y="0"/>
-                      <a:ext cx="4963795" cy="2790825"/>
-                    </a:xfrm>
-                    <a:prstGeom prst="rect">
-                      <a:avLst/>
-                    </a:prstGeom>
-                    <a:noFill/>
-                    <a:ln>
-                      <a:noFill/>
-                    </a:ln>
-                  </pic:spPr>
-                </pic:pic>
-              </a:graphicData>
-            </a:graphic>
-            <wp14:sizeRelH relativeFrom="margin">
-              <wp14:pctWidth>0</wp14:pctWidth>
-            </wp14:sizeRelH>
-            <wp14:sizeRelV relativeFrom="margin">
-              <wp14:pctHeight>0</wp14:pctHeight>
-            </wp14:sizeRelV>
-          </wp:anchor>
-        </w:drawing>
-      </w:r>
-    </w:p>
-    <w:p>
-      <w:pPr>
-        <w:ind w:left="720"/>
-        <w:rPr>
-          <w:rFonts w:asciiTheme="majorBidi" w:hAnsiTheme="majorBidi" w:cstheme="majorBidi"/>
-        </w:rPr>
-      </w:pPr>
-    </w:p>
-    <w:p>
-      <w:pPr>
-        <w:rPr>
-          <w:rFonts w:asciiTheme="majorBidi" w:hAnsiTheme="majorBidi" w:cstheme="majorBidi"/>
-          <w:b/>
-          <w:bCs/>
-        </w:rPr>
-      </w:pPr>
-    </w:p>
-    <w:p>
-      <w:pPr>
-        <w:rPr>
-          <w:rFonts w:asciiTheme="majorBidi" w:hAnsiTheme="majorBidi" w:cstheme="majorBidi"/>
-          <w:b/>
-          <w:bCs/>
-        </w:rPr>
-      </w:pPr>
-    </w:p>
-    <w:p>
-      <w:pPr>
-        <w:rPr>
-          <w:rFonts w:asciiTheme="majorBidi" w:hAnsiTheme="majorBidi" w:cstheme="majorBidi"/>
-          <w:b/>
-          <w:bCs/>
-        </w:rPr>
-      </w:pPr>
-    </w:p>
-    <w:p>
-      <w:pPr>
-        <w:rPr>
-          <w:rFonts w:asciiTheme="majorBidi" w:hAnsiTheme="majorBidi" w:cstheme="majorBidi"/>
-          <w:b/>
-          <w:bCs/>
-        </w:rPr>
-      </w:pPr>
-    </w:p>
-    <w:p>
-      <w:pPr>
-        <w:rPr>
-          <w:rFonts w:asciiTheme="majorBidi" w:hAnsiTheme="majorBidi" w:cstheme="majorBidi"/>
-          <w:b/>
-          <w:bCs/>
-        </w:rPr>
-      </w:pPr>
-    </w:p>
-    <w:p>
-      <w:pPr>
-        <w:rPr>
-          <w:rFonts w:asciiTheme="majorBidi" w:hAnsiTheme="majorBidi" w:cstheme="majorBidi"/>
-          <w:b/>
-          <w:bCs/>
-        </w:rPr>
-      </w:pPr>
-    </w:p>
-    <w:p>
-      <w:pPr>
-        <w:rPr>
-          <w:rFonts w:asciiTheme="majorBidi" w:hAnsiTheme="majorBidi" w:cstheme="majorBidi"/>
-          <w:b/>
-          <w:bCs/>
-        </w:rPr>
-      </w:pPr>
-    </w:p>
-    <w:p>
-      <w:pPr>
-        <w:rPr>
-          <w:rFonts w:asciiTheme="majorBidi" w:hAnsiTheme="majorBidi" w:cstheme="majorBidi"/>
-          <w:b/>
-          <w:bCs/>
-        </w:rPr>
-      </w:pPr>
-    </w:p>
-    <w:p>
-      <w:pPr>
-        <w:rPr>
-          <w:rFonts w:asciiTheme="majorBidi" w:hAnsiTheme="majorBidi" w:cstheme="majorBidi"/>
-          <w:b/>
-          <w:bCs/>
-        </w:rPr>
-      </w:pPr>
-    </w:p>
-    <w:p>
-      <w:pPr>
-        <w:rPr>
-          <w:rFonts w:asciiTheme="majorBidi" w:hAnsiTheme="majorBidi" w:cstheme="majorBidi"/>
+        <w:t xml:space="preserve">L’analyse approfondie des processus actuels révèle un système de gestion d’archives largement manuel, reposant sur des documents papier et des outils bureautiques basiques. Cette approche traditionnelle présente des limitations importantes face aux exigences modernes de gestion documentaire. </w:t>
+      </w:r>
+    </w:p>
+    <w:p>
+      <w:pPr>
+        <w:rPr>
+          <w:rFonts w:asciiTheme="majorBidi" w:hAnsiTheme="majorBidi" w:cstheme="majorBidi"/>
+          <w:b/>
+          <w:bCs/>
+        </w:rPr>
+      </w:pPr>
+      <w:r>
+        <w:rPr>
+          <w:rFonts w:asciiTheme="majorBidi" w:hAnsiTheme="majorBidi" w:cstheme="majorBidi"/>
+          <w:b/>
+          <w:bCs/>
+        </w:rPr>
+        <w:t xml:space="preserve">I.2.1. </w:t>
+      </w:r>
+      <w:r>
+        <w:rPr>
+          <w:rFonts w:asciiTheme="majorBidi" w:hAnsiTheme="majorBidi" w:cstheme="majorBidi"/>
+          <w:b/>
+          <w:bCs/>
+        </w:rPr>
+        <w:t>Processus</w:t>
+      </w:r>
+      <w:r>
+        <w:rPr>
+          <w:rFonts w:asciiTheme="majorBidi" w:hAnsiTheme="majorBidi" w:cstheme="majorBidi"/>
+          <w:b/>
+          <w:bCs/>
+        </w:rPr>
+        <w:t xml:space="preserve"> de l’existant</w:t>
+      </w:r>
+    </w:p>
+    <w:p>
+      <w:pPr>
+        <w:rPr>
+          <w:rFonts w:asciiTheme="majorBidi" w:hAnsiTheme="majorBidi" w:cstheme="majorBidi"/>
+        </w:rPr>
+      </w:pPr>
+      <w:r>
+        <w:rPr>
+          <w:rFonts w:asciiTheme="majorBidi" w:hAnsiTheme="majorBidi" w:cstheme="majorBidi"/>
+        </w:rPr>
+        <w:t xml:space="preserve">• Registres manuels pour le suivi des archives. </w:t>
+      </w:r>
+    </w:p>
+    <w:p>
+      <w:pPr>
+        <w:rPr>
+          <w:rFonts w:asciiTheme="majorBidi" w:hAnsiTheme="majorBidi" w:cstheme="majorBidi"/>
+        </w:rPr>
+      </w:pPr>
+      <w:r>
+        <w:rPr>
+          <w:rFonts w:asciiTheme="majorBidi" w:hAnsiTheme="majorBidi" w:cstheme="majorBidi"/>
+        </w:rPr>
+        <w:t xml:space="preserve">• Fichiers Excel pour l’inventaire des documents. </w:t>
+      </w:r>
+    </w:p>
+    <w:p>
+      <w:pPr>
+        <w:rPr>
+          <w:rFonts w:asciiTheme="majorBidi" w:hAnsiTheme="majorBidi" w:cstheme="majorBidi"/>
+        </w:rPr>
+      </w:pPr>
+      <w:r>
+        <w:rPr>
+          <w:rFonts w:asciiTheme="majorBidi" w:hAnsiTheme="majorBidi" w:cstheme="majorBidi"/>
+        </w:rPr>
+        <w:t xml:space="preserve">• Classeurs physiques pour la documentation de référence. </w:t>
+      </w:r>
+    </w:p>
+    <w:p>
+      <w:pPr>
+        <w:rPr>
+          <w:rFonts w:asciiTheme="majorBidi" w:hAnsiTheme="majorBidi" w:cstheme="majorBidi"/>
+        </w:rPr>
+      </w:pPr>
+      <w:r>
+        <w:rPr>
+          <w:rFonts w:asciiTheme="majorBidi" w:hAnsiTheme="majorBidi" w:cstheme="majorBidi"/>
+        </w:rPr>
+        <w:t>• Systèmes disparates pour la gestion des différents types de documents.</w:t>
+      </w:r>
+    </w:p>
+    <w:p>
+      <w:pPr>
+        <w:rPr>
+          <w:rFonts w:asciiTheme="majorBidi" w:hAnsiTheme="majorBidi" w:cstheme="majorBidi"/>
+          <w:b/>
+          <w:bCs/>
+        </w:rPr>
+      </w:pPr>
+    </w:p>
+    <w:p>
+      <w:pPr>
+        <w:rPr>
+          <w:rFonts w:asciiTheme="majorBidi" w:hAnsiTheme="majorBidi" w:cstheme="majorBidi"/>
+          <w:b/>
+          <w:bCs/>
         </w:rPr>
       </w:pPr>
       <w:r>
@@ -7152,6 +7256,26 @@
       <w:pPr>
         <w:rPr>
           <w:rFonts w:asciiTheme="majorBidi" w:hAnsiTheme="majorBidi" w:cstheme="majorBidi"/>
+        </w:rPr>
+      </w:pPr>
+      <w:r>
+        <w:rPr>
+          <w:rFonts w:asciiTheme="majorBidi" w:hAnsiTheme="majorBidi" w:cstheme="majorBidi"/>
+        </w:rPr>
+        <w:t>L’évaluation critique des processus actuels met en évidence plusieurs axes d’amélioration prioritaires. Les principales limitations identifiées concernent la fiabilité, l’efficacité et la scalabilité du système existant.</w:t>
+      </w:r>
+    </w:p>
+    <w:p>
+      <w:pPr>
+        <w:rPr>
+          <w:rFonts w:asciiTheme="majorBidi" w:hAnsiTheme="majorBidi" w:cstheme="majorBidi"/>
+        </w:rPr>
+      </w:pPr>
+    </w:p>
+    <w:p>
+      <w:pPr>
+        <w:rPr>
+          <w:rFonts w:asciiTheme="majorBidi" w:hAnsiTheme="majorBidi" w:cstheme="majorBidi"/>
           <w:b/>
           <w:bCs/>
         </w:rPr>
@@ -7169,121 +7293,134 @@
       <w:pPr>
         <w:rPr>
           <w:rFonts w:asciiTheme="majorBidi" w:hAnsiTheme="majorBidi" w:cstheme="majorBidi"/>
-          <w:b/>
-          <w:bCs/>
-        </w:rPr>
-      </w:pPr>
-      <w:r>
-        <w:rPr>
-          <w:rFonts w:asciiTheme="majorBidi" w:hAnsiTheme="majorBidi" w:cstheme="majorBidi"/>
-          <w:b/>
-          <w:bCs/>
+        </w:rPr>
+      </w:pPr>
+      <w:r>
+        <w:rPr>
+          <w:rFonts w:asciiTheme="majorBidi" w:hAnsiTheme="majorBidi" w:cstheme="majorBidi"/>
+        </w:rPr>
+        <w:t>Face à ces défis, nous proposons le développement d’un système intégré de gestion d’archives, combinant les meilleures pratiques archivistiques avec les technologies les plus récentes. Cette solution s’articule autour d’une architecture moderne, évolutive et sécurisée.</w:t>
+      </w:r>
+    </w:p>
+    <w:p>
+      <w:pPr>
+        <w:rPr>
+          <w:rFonts w:asciiTheme="majorBidi" w:hAnsiTheme="majorBidi" w:cstheme="majorBidi"/>
+          <w:b/>
+          <w:bCs/>
+        </w:rPr>
+      </w:pPr>
+      <w:r>
+        <w:rPr>
+          <w:rFonts w:asciiTheme="majorBidi" w:hAnsiTheme="majorBidi" w:cstheme="majorBidi"/>
+          <w:b/>
+          <w:bCs/>
+        </w:rPr>
+        <w:t>I.3.1. Problématique</w:t>
+      </w:r>
+    </w:p>
+    <w:p>
+      <w:pPr>
+        <w:rPr>
+          <w:rFonts w:asciiTheme="majorBidi" w:hAnsiTheme="majorBidi" w:cstheme="majorBidi"/>
+          <w:b/>
+          <w:bCs/>
+        </w:rPr>
+      </w:pPr>
+      <w:r>
+        <w:rPr>
+          <w:rFonts w:asciiTheme="majorBidi" w:hAnsiTheme="majorBidi" w:cstheme="majorBidi"/>
+          <w:b/>
+          <w:bCs/>
+        </w:rPr>
+        <w:t>I.3.2. Objectif</w:t>
+      </w:r>
+    </w:p>
+    <w:p>
+      <w:pPr>
+        <w:rPr>
+          <w:rFonts w:asciiTheme="majorBidi" w:hAnsiTheme="majorBidi" w:cstheme="majorBidi"/>
+          <w:b/>
+          <w:bCs/>
+        </w:rPr>
+      </w:pPr>
+    </w:p>
+    <w:p>
+      <w:pPr>
+        <w:rPr>
+          <w:rFonts w:asciiTheme="majorBidi" w:hAnsiTheme="majorBidi" w:cstheme="majorBidi"/>
+          <w:b/>
+          <w:bCs/>
+        </w:rPr>
+      </w:pPr>
+    </w:p>
+    <w:p>
+      <w:pPr>
+        <w:rPr>
+          <w:rFonts w:asciiTheme="majorBidi" w:hAnsiTheme="majorBidi" w:cstheme="majorBidi"/>
+          <w:b/>
+          <w:bCs/>
+        </w:rPr>
+      </w:pPr>
+    </w:p>
+    <w:p>
+      <w:pPr>
+        <w:rPr>
+          <w:rFonts w:asciiTheme="majorBidi" w:hAnsiTheme="majorBidi" w:cstheme="majorBidi"/>
+          <w:b/>
+          <w:bCs/>
+        </w:rPr>
+      </w:pPr>
+      <w:r>
+        <w:rPr>
+          <w:rFonts w:asciiTheme="majorBidi" w:hAnsiTheme="majorBidi" w:cstheme="majorBidi"/>
+          <w:b/>
+          <w:bCs/>
+        </w:rPr>
+        <w:t xml:space="preserve">I.4. Méthodologie adoptée </w:t>
+      </w:r>
+    </w:p>
+    <w:p>
+      <w:pPr>
+        <w:rPr>
+          <w:rFonts w:asciiTheme="majorBidi" w:hAnsiTheme="majorBidi" w:cstheme="majorBidi"/>
+        </w:rPr>
+      </w:pPr>
+      <w:r>
+        <w:rPr>
+          <w:rFonts w:asciiTheme="majorBidi" w:hAnsiTheme="majorBidi" w:cstheme="majorBidi"/>
+        </w:rPr>
+        <w:t>Afin de trouver des solutions efficaces pour gérer toutes sortes de tâches, il est essentiel que chaque individu suive une procédure structurée en utilisant des méthodes éprouvées. Il est donc important de choisir les solutions les plus optimales pour appliquer une méthodologie puissante permettant de gérer le cycle de vie d’un projet. Parmi les différentes méthodes, je me suis particulièrement intéressé aux méthodes agiles en raison de leur capacité à répondre aux besoins évolutifs des projets.</w:t>
+      </w:r>
+    </w:p>
+    <w:p>
+      <w:pPr>
+        <w:rPr>
+          <w:rFonts w:asciiTheme="majorBidi" w:hAnsiTheme="majorBidi" w:cstheme="majorBidi"/>
+          <w:b/>
+          <w:bCs/>
+        </w:rPr>
+      </w:pPr>
+      <w:r>
+        <w:rPr>
+          <w:rFonts w:asciiTheme="majorBidi" w:hAnsiTheme="majorBidi" w:cstheme="majorBidi"/>
+          <w:b/>
+          <w:bCs/>
+        </w:rPr>
+        <w:t>I.4.1. Méthodes Agiles</w:t>
+      </w:r>
+    </w:p>
+    <w:p>
+      <w:pPr>
+        <w:rPr>
+          <w:rFonts w:asciiTheme="majorBidi" w:hAnsiTheme="majorBidi" w:cstheme="majorBidi"/>
+        </w:rPr>
+      </w:pPr>
+      <w:r>
+        <w:rPr>
+          <w:rFonts w:asciiTheme="majorBidi" w:hAnsiTheme="majorBidi" w:cstheme="majorBidi"/>
         </w:rPr>
         <w:lastRenderedPageBreak/>
-        <w:t>I.3.1. Problématique</w:t>
-      </w:r>
-    </w:p>
-    <w:p>
-      <w:pPr>
-        <w:rPr>
-          <w:rFonts w:asciiTheme="majorBidi" w:hAnsiTheme="majorBidi" w:cstheme="majorBidi"/>
-          <w:b/>
-          <w:bCs/>
-        </w:rPr>
-      </w:pPr>
-      <w:r>
-        <w:rPr>
-          <w:rFonts w:asciiTheme="majorBidi" w:hAnsiTheme="majorBidi" w:cstheme="majorBidi"/>
-          <w:b/>
-          <w:bCs/>
-        </w:rPr>
-        <w:t>I.3.2. Objectif</w:t>
-      </w:r>
-    </w:p>
-    <w:p>
-      <w:pPr>
-        <w:rPr>
-          <w:rFonts w:asciiTheme="majorBidi" w:hAnsiTheme="majorBidi" w:cstheme="majorBidi"/>
-          <w:b/>
-          <w:bCs/>
-        </w:rPr>
-      </w:pPr>
-    </w:p>
-    <w:p>
-      <w:pPr>
-        <w:rPr>
-          <w:rFonts w:asciiTheme="majorBidi" w:hAnsiTheme="majorBidi" w:cstheme="majorBidi"/>
-          <w:b/>
-          <w:bCs/>
-        </w:rPr>
-      </w:pPr>
-    </w:p>
-    <w:p>
-      <w:pPr>
-        <w:rPr>
-          <w:rFonts w:asciiTheme="majorBidi" w:hAnsiTheme="majorBidi" w:cstheme="majorBidi"/>
-          <w:b/>
-          <w:bCs/>
-        </w:rPr>
-      </w:pPr>
-    </w:p>
-    <w:p>
-      <w:pPr>
-        <w:rPr>
-          <w:rFonts w:asciiTheme="majorBidi" w:hAnsiTheme="majorBidi" w:cstheme="majorBidi"/>
-          <w:b/>
-          <w:bCs/>
-        </w:rPr>
-      </w:pPr>
-      <w:r>
-        <w:rPr>
-          <w:rFonts w:asciiTheme="majorBidi" w:hAnsiTheme="majorBidi" w:cstheme="majorBidi"/>
-          <w:b/>
-          <w:bCs/>
-        </w:rPr>
-        <w:t xml:space="preserve">I.4. Méthodologie adoptée </w:t>
-      </w:r>
-    </w:p>
-    <w:p>
-      <w:pPr>
-        <w:rPr>
-          <w:rFonts w:asciiTheme="majorBidi" w:hAnsiTheme="majorBidi" w:cstheme="majorBidi"/>
-        </w:rPr>
-      </w:pPr>
-      <w:r>
-        <w:rPr>
-          <w:rFonts w:asciiTheme="majorBidi" w:hAnsiTheme="majorBidi" w:cstheme="majorBidi"/>
-        </w:rPr>
-        <w:t>Afin de trouver des solutions efficaces pour gérer toutes sortes de tâches, il est essentiel que chaque individu suive une procédure structurée en utilisant des méthodes éprouvées. Il est donc important de choisir les solutions les plus optimales pour appliquer une méthodologie puissante permettant de gérer le cycle de vie d’un projet. Parmi les différentes méthodes, je me suis particulièrement intéressé aux méthodes agiles en raison de leur capacité à répondre aux besoins évolutifs des projets.</w:t>
-      </w:r>
-    </w:p>
-    <w:p>
-      <w:pPr>
-        <w:rPr>
-          <w:rFonts w:asciiTheme="majorBidi" w:hAnsiTheme="majorBidi" w:cstheme="majorBidi"/>
-          <w:b/>
-          <w:bCs/>
-        </w:rPr>
-      </w:pPr>
-      <w:r>
-        <w:rPr>
-          <w:rFonts w:asciiTheme="majorBidi" w:hAnsiTheme="majorBidi" w:cstheme="majorBidi"/>
-          <w:b/>
-          <w:bCs/>
-        </w:rPr>
-        <w:t>I.4.1. Méthodes Agiles</w:t>
-      </w:r>
-    </w:p>
-    <w:p>
-      <w:pPr>
-        <w:rPr>
-          <w:rFonts w:asciiTheme="majorBidi" w:hAnsiTheme="majorBidi" w:cstheme="majorBidi"/>
-        </w:rPr>
-      </w:pPr>
-      <w:r>
-        <w:rPr>
-          <w:rFonts w:asciiTheme="majorBidi" w:hAnsiTheme="majorBidi" w:cstheme="majorBidi"/>
-        </w:rPr>
         <w:t>L’approche agile est une méthode de gestion et de conduite de projet qui se distingue par sa souplesse et sa capacité à s’adapter aux défis posés par les environnements incertains et changeants. Elle repose sur des principes fondamentaux tels que la collaboration étroite avec les clients et la livraison continue et en plusieurs étapes des produits. Cette approche implique la mise en place de cycles de développement courts, appelés itérations, durant lesquels les besoins des clients sont régulièrement évalués et pris en compte.</w:t>
       </w:r>
     </w:p>
@@ -7765,65 +7902,17 @@
       <w:pPr>
         <w:rPr>
           <w:rFonts w:asciiTheme="majorBidi" w:hAnsiTheme="majorBidi" w:cstheme="majorBidi"/>
-        </w:rPr>
-      </w:pPr>
-    </w:p>
-    <w:p>
-      <w:pPr>
-        <w:rPr>
-          <w:rFonts w:asciiTheme="majorBidi" w:hAnsiTheme="majorBidi" w:cstheme="majorBidi"/>
-        </w:rPr>
-      </w:pPr>
-    </w:p>
-    <w:p>
-      <w:pPr>
-        <w:rPr>
-          <w:rFonts w:asciiTheme="majorBidi" w:hAnsiTheme="majorBidi" w:cstheme="majorBidi"/>
-        </w:rPr>
-      </w:pPr>
-    </w:p>
-    <w:p>
-      <w:pPr>
-        <w:rPr>
-          <w:rFonts w:asciiTheme="majorBidi" w:hAnsiTheme="majorBidi" w:cstheme="majorBidi"/>
-        </w:rPr>
-      </w:pPr>
-    </w:p>
-    <w:p>
-      <w:pPr>
-        <w:rPr>
-          <w:rFonts w:asciiTheme="majorBidi" w:hAnsiTheme="majorBidi" w:cstheme="majorBidi"/>
-        </w:rPr>
-      </w:pPr>
-    </w:p>
-    <w:p>
-      <w:pPr>
-        <w:rPr>
-          <w:rFonts w:asciiTheme="majorBidi" w:hAnsiTheme="majorBidi" w:cstheme="majorBidi"/>
-        </w:rPr>
-      </w:pPr>
-    </w:p>
-    <w:p>
-      <w:pPr>
-        <w:rPr>
-          <w:rFonts w:asciiTheme="majorBidi" w:hAnsiTheme="majorBidi" w:cstheme="majorBidi"/>
-        </w:rPr>
-      </w:pPr>
-    </w:p>
-    <w:p>
-      <w:pPr>
-        <w:rPr>
-          <w:rFonts w:asciiTheme="majorBidi" w:hAnsiTheme="majorBidi" w:cstheme="majorBidi"/>
-          <w:b/>
-          <w:bCs/>
-        </w:rPr>
-      </w:pPr>
-      <w:r>
-        <w:rPr>
-          <w:rFonts w:asciiTheme="majorBidi" w:hAnsiTheme="majorBidi" w:cstheme="majorBidi"/>
-          <w:b/>
-          <w:bCs/>
-        </w:rPr>
+          <w:b/>
+          <w:bCs/>
+        </w:rPr>
+      </w:pPr>
+      <w:r>
+        <w:rPr>
+          <w:rFonts w:asciiTheme="majorBidi" w:hAnsiTheme="majorBidi" w:cstheme="majorBidi"/>
+          <w:b/>
+          <w:bCs/>
+        </w:rPr>
+        <w:lastRenderedPageBreak/>
         <w:t>II.1.2. Besoins non fonctionnels</w:t>
       </w:r>
     </w:p>
@@ -8134,7 +8223,6 @@
           <w:b/>
           <w:bCs/>
         </w:rPr>
-        <w:lastRenderedPageBreak/>
         <w:t xml:space="preserve">Employé (utilisateur standard) </w:t>
       </w:r>
     </w:p>
@@ -8267,37 +8355,17 @@
       <w:pPr>
         <w:rPr>
           <w:rFonts w:asciiTheme="majorBidi" w:hAnsiTheme="majorBidi" w:cstheme="majorBidi"/>
-        </w:rPr>
-      </w:pPr>
-    </w:p>
-    <w:p>
-      <w:pPr>
-        <w:rPr>
-          <w:rFonts w:asciiTheme="majorBidi" w:hAnsiTheme="majorBidi" w:cstheme="majorBidi"/>
-        </w:rPr>
-      </w:pPr>
-    </w:p>
-    <w:p>
-      <w:pPr>
-        <w:rPr>
-          <w:rFonts w:asciiTheme="majorBidi" w:hAnsiTheme="majorBidi" w:cstheme="majorBidi"/>
-        </w:rPr>
-      </w:pPr>
-    </w:p>
-    <w:p>
-      <w:pPr>
-        <w:rPr>
-          <w:rFonts w:asciiTheme="majorBidi" w:hAnsiTheme="majorBidi" w:cstheme="majorBidi"/>
-          <w:b/>
-          <w:bCs/>
-        </w:rPr>
-      </w:pPr>
-      <w:r>
-        <w:rPr>
-          <w:rFonts w:asciiTheme="majorBidi" w:hAnsiTheme="majorBidi" w:cstheme="majorBidi"/>
-          <w:b/>
-          <w:bCs/>
-        </w:rPr>
+          <w:b/>
+          <w:bCs/>
+        </w:rPr>
+      </w:pPr>
+      <w:r>
+        <w:rPr>
+          <w:rFonts w:asciiTheme="majorBidi" w:hAnsiTheme="majorBidi" w:cstheme="majorBidi"/>
+          <w:b/>
+          <w:bCs/>
+        </w:rPr>
+        <w:lastRenderedPageBreak/>
         <w:t>II.1.4. Identification des cas d’utilisation par acteur</w:t>
       </w:r>
     </w:p>
@@ -9051,98 +9119,104 @@
           <w:b/>
           <w:bCs/>
         </w:rPr>
+        <w:t xml:space="preserve">MySQL : </w:t>
+      </w:r>
+      <w:r>
+        <w:rPr>
+          <w:rFonts w:asciiTheme="majorBidi" w:hAnsiTheme="majorBidi" w:cstheme="majorBidi"/>
+        </w:rPr>
+        <w:t>est un système de gestion de base de données relationnelle largement utilisé pour stocker et gérer des données bien structurées. Il est conçu pour être une solution efficace et fiable.</w:t>
+      </w:r>
+    </w:p>
+    <w:p>
+      <w:pPr>
+        <w:rPr>
+          <w:rFonts w:asciiTheme="majorBidi" w:hAnsiTheme="majorBidi" w:cstheme="majorBidi"/>
+        </w:rPr>
+      </w:pPr>
+      <w:r>
+        <w:rPr>
+          <w:rFonts w:asciiTheme="majorBidi" w:hAnsiTheme="majorBidi" w:cstheme="majorBidi"/>
+          <w:b/>
+          <w:bCs/>
+        </w:rPr>
+        <w:t>Visual Studio Code :</w:t>
+      </w:r>
+      <w:r>
+        <w:rPr>
+          <w:rFonts w:asciiTheme="majorBidi" w:hAnsiTheme="majorBidi" w:cstheme="majorBidi"/>
+        </w:rPr>
+        <w:t xml:space="preserve"> est un éditeur de code extensible, développé par Microsoft pour Windows, Linux et MacOs.</w:t>
+      </w:r>
+    </w:p>
+    <w:p>
+      <w:pPr>
+        <w:rPr>
+          <w:rFonts w:asciiTheme="majorBidi" w:hAnsiTheme="majorBidi" w:cstheme="majorBidi"/>
+        </w:rPr>
+      </w:pPr>
+      <w:r>
+        <w:rPr>
+          <w:rFonts w:asciiTheme="majorBidi" w:hAnsiTheme="majorBidi" w:cstheme="majorBidi"/>
+          <w:b/>
+          <w:bCs/>
+        </w:rPr>
+        <w:t>GitHub :</w:t>
+      </w:r>
+      <w:r>
+        <w:rPr>
+          <w:rFonts w:asciiTheme="majorBidi" w:hAnsiTheme="majorBidi" w:cstheme="majorBidi"/>
+        </w:rPr>
+        <w:t xml:space="preserve"> Système de contrôle de version pour la gestion du code source et la collaboration</w:t>
+      </w:r>
+    </w:p>
+    <w:p>
+      <w:pPr>
+        <w:rPr>
+          <w:rFonts w:asciiTheme="majorBidi" w:hAnsiTheme="majorBidi" w:cstheme="majorBidi"/>
+        </w:rPr>
+      </w:pPr>
+      <w:r>
+        <w:rPr>
+          <w:rFonts w:asciiTheme="majorBidi" w:hAnsiTheme="majorBidi" w:cstheme="majorBidi"/>
+          <w:b/>
+          <w:bCs/>
+        </w:rPr>
+        <w:t>Bootstrap :</w:t>
+      </w:r>
+      <w:r>
+        <w:rPr>
+          <w:rFonts w:asciiTheme="majorBidi" w:hAnsiTheme="majorBidi" w:cstheme="majorBidi"/>
+        </w:rPr>
+        <w:t xml:space="preserve"> Framework CSS utilisé pour concevoir des interfaces web responsives et modernes grâce à des composants prédéfinis et un système de grille flexible.</w:t>
+      </w:r>
+    </w:p>
+    <w:p>
+      <w:pPr>
+        <w:rPr>
+          <w:rFonts w:asciiTheme="majorBidi" w:hAnsiTheme="majorBidi" w:cstheme="majorBidi"/>
+        </w:rPr>
+      </w:pPr>
+      <w:r>
+        <w:rPr>
+          <w:rFonts w:asciiTheme="majorBidi" w:hAnsiTheme="majorBidi" w:cstheme="majorBidi"/>
+          <w:b/>
+          <w:bCs/>
+        </w:rPr>
+        <w:t>StarUML :</w:t>
+      </w:r>
+      <w:r>
+        <w:rPr>
+          <w:rFonts w:asciiTheme="majorBidi" w:hAnsiTheme="majorBidi" w:cstheme="majorBidi"/>
+        </w:rPr>
+        <w:t xml:space="preserve"> est un outil open source de modélisation et de conception de logiciels qui permet aux équipes de développeurs, d’architectes logiciels et de professionnels de </w:t>
+      </w:r>
+      <w:r>
+        <w:rPr>
+          <w:rFonts w:asciiTheme="majorBidi" w:hAnsiTheme="majorBidi" w:cstheme="majorBidi"/>
+        </w:rPr>
         <w:lastRenderedPageBreak/>
-        <w:t xml:space="preserve">MySQL : </w:t>
-      </w:r>
-      <w:r>
-        <w:rPr>
-          <w:rFonts w:asciiTheme="majorBidi" w:hAnsiTheme="majorBidi" w:cstheme="majorBidi"/>
-        </w:rPr>
-        <w:t>est un système de gestion de base de données relationnelle largement utilisé pour stocker et gérer des données bien structurées. Il est conçu pour être une solution efficace et fiable.</w:t>
-      </w:r>
-    </w:p>
-    <w:p>
-      <w:pPr>
-        <w:rPr>
-          <w:rFonts w:asciiTheme="majorBidi" w:hAnsiTheme="majorBidi" w:cstheme="majorBidi"/>
-        </w:rPr>
-      </w:pPr>
-      <w:r>
-        <w:rPr>
-          <w:rFonts w:asciiTheme="majorBidi" w:hAnsiTheme="majorBidi" w:cstheme="majorBidi"/>
-          <w:b/>
-          <w:bCs/>
-        </w:rPr>
-        <w:t>Visual Studio Code :</w:t>
-      </w:r>
-      <w:r>
-        <w:rPr>
-          <w:rFonts w:asciiTheme="majorBidi" w:hAnsiTheme="majorBidi" w:cstheme="majorBidi"/>
-        </w:rPr>
-        <w:t xml:space="preserve"> est un éditeur de code extensible, développé par Microsoft pour Windows, Linux et MacOs.</w:t>
-      </w:r>
-    </w:p>
-    <w:p>
-      <w:pPr>
-        <w:rPr>
-          <w:rFonts w:asciiTheme="majorBidi" w:hAnsiTheme="majorBidi" w:cstheme="majorBidi"/>
-        </w:rPr>
-      </w:pPr>
-      <w:r>
-        <w:rPr>
-          <w:rFonts w:asciiTheme="majorBidi" w:hAnsiTheme="majorBidi" w:cstheme="majorBidi"/>
-          <w:b/>
-          <w:bCs/>
-        </w:rPr>
-        <w:t>GitHub :</w:t>
-      </w:r>
-      <w:r>
-        <w:rPr>
-          <w:rFonts w:asciiTheme="majorBidi" w:hAnsiTheme="majorBidi" w:cstheme="majorBidi"/>
-        </w:rPr>
-        <w:t xml:space="preserve"> Système de contrôle de version pour la gestion du code source et la collaboration</w:t>
-      </w:r>
-    </w:p>
-    <w:p>
-      <w:pPr>
-        <w:rPr>
-          <w:rFonts w:asciiTheme="majorBidi" w:hAnsiTheme="majorBidi" w:cstheme="majorBidi"/>
-        </w:rPr>
-      </w:pPr>
-      <w:r>
-        <w:rPr>
-          <w:rFonts w:asciiTheme="majorBidi" w:hAnsiTheme="majorBidi" w:cstheme="majorBidi"/>
-          <w:b/>
-          <w:bCs/>
-        </w:rPr>
-        <w:t>Bootstrap :</w:t>
-      </w:r>
-      <w:r>
-        <w:rPr>
-          <w:rFonts w:asciiTheme="majorBidi" w:hAnsiTheme="majorBidi" w:cstheme="majorBidi"/>
-        </w:rPr>
-        <w:t xml:space="preserve"> Framework CSS utilisé pour concevoir des interfaces web responsives et modernes grâce à des composants prédéfinis et un système de grille flexible.</w:t>
-      </w:r>
-    </w:p>
-    <w:p>
-      <w:pPr>
-        <w:rPr>
-          <w:rFonts w:asciiTheme="majorBidi" w:hAnsiTheme="majorBidi" w:cstheme="majorBidi"/>
-        </w:rPr>
-      </w:pPr>
-      <w:r>
-        <w:rPr>
-          <w:rFonts w:asciiTheme="majorBidi" w:hAnsiTheme="majorBidi" w:cstheme="majorBidi"/>
-          <w:b/>
-          <w:bCs/>
-        </w:rPr>
-        <w:t>StarUML :</w:t>
-      </w:r>
-      <w:r>
-        <w:rPr>
-          <w:rFonts w:asciiTheme="majorBidi" w:hAnsiTheme="majorBidi" w:cstheme="majorBidi"/>
-        </w:rPr>
-        <w:t xml:space="preserve"> est un outil open source de modélisation et de conception de logiciels qui permet aux équipes de développeurs, d’architectes logiciels et de professionnels de l’analyse des systèmes de collaborer efficacement pour concevoir, documenter et communiquer sur des projets logiciels.</w:t>
+        <w:t>l’analyse des systèmes de collaborer efficacement pour concevoir, documenter et communiquer sur des projets logiciels.</w:t>
       </w:r>
     </w:p>
     <w:p>
@@ -9305,6 +9379,28 @@
         </w:rPr>
         <w:t>II.2.4. Architecture</w:t>
       </w:r>
+    </w:p>
+    <w:p>
+      <w:pPr>
+        <w:rPr>
+          <w:rFonts w:asciiTheme="majorBidi" w:hAnsiTheme="majorBidi" w:cstheme="majorBidi"/>
+        </w:rPr>
+      </w:pPr>
+      <w:r>
+        <w:rPr>
+          <w:rFonts w:asciiTheme="majorBidi" w:hAnsiTheme="majorBidi" w:cstheme="majorBidi"/>
+        </w:rPr>
+        <w:t>L’architecture de notre application repose sur une séparation claire entre le frontend et le backend. Le frontend, développé avec le Framework Angular, gère l’affichage et l’interaction avec l’utilisateur. Le backend, en Django, avec la base de données MySQL. Cette structure facilite la maintenance, l’évolution du code et la collaboration entre les différentes parties du projet.</w:t>
+      </w:r>
+    </w:p>
+    <w:p>
+      <w:pPr>
+        <w:rPr>
+          <w:rFonts w:asciiTheme="majorBidi" w:hAnsiTheme="majorBidi" w:cstheme="majorBidi"/>
+          <w:b/>
+          <w:bCs/>
+        </w:rPr>
+      </w:pPr>
     </w:p>
     <w:p>
       <w:pPr>

--- a/documentation/rapport-pfe (Récupération automatique).docx
+++ b/documentation/rapport-pfe (Récupération automatique).docx
@@ -5415,63 +5415,37 @@
         <w:rPr>
           <w:rFonts w:asciiTheme="majorBidi" w:hAnsiTheme="majorBidi" w:cstheme="majorBidi"/>
         </w:rPr>
-        <w:t xml:space="preserve">III.3.1. Raffinement de cas d’utilisation </w:t>
-      </w:r>
-      <w:r>
-        <w:rPr>
-          <w:rFonts w:asciiTheme="majorBidi" w:hAnsiTheme="majorBidi" w:cstheme="majorBidi"/>
-        </w:rPr>
-        <w:t>« Gérer</w:t>
-      </w:r>
-      <w:r>
-        <w:rPr>
-          <w:rFonts w:asciiTheme="majorBidi" w:hAnsiTheme="majorBidi" w:cstheme="majorBidi"/>
-        </w:rPr>
-        <w:t xml:space="preserve"> bâtiments »</w:t>
-      </w:r>
-    </w:p>
-    <w:p>
-      <w:pPr>
-        <w:rPr>
-          <w:rFonts w:asciiTheme="majorBidi" w:hAnsiTheme="majorBidi" w:cstheme="majorBidi"/>
-        </w:rPr>
-      </w:pPr>
-      <w:r>
-        <w:rPr>
-          <w:rFonts w:asciiTheme="majorBidi" w:hAnsiTheme="majorBidi" w:cstheme="majorBidi"/>
-        </w:rPr>
-        <w:t>III.3.1.1. Description textuelle du cas d’utilisation « Gérer bâtiments »</w:t>
-      </w:r>
-    </w:p>
-    <w:p>
-      <w:pPr>
-        <w:rPr>
-          <w:rFonts w:asciiTheme="majorBidi" w:hAnsiTheme="majorBidi" w:cstheme="majorBidi"/>
-        </w:rPr>
-      </w:pPr>
-      <w:r>
-        <w:rPr>
-          <w:rFonts w:asciiTheme="majorBidi" w:hAnsiTheme="majorBidi" w:cstheme="majorBidi"/>
-        </w:rPr>
         <w:t>III.3.</w:t>
       </w:r>
       <w:r>
         <w:rPr>
           <w:rFonts w:asciiTheme="majorBidi" w:hAnsiTheme="majorBidi" w:cstheme="majorBidi"/>
         </w:rPr>
-        <w:t>2</w:t>
-      </w:r>
-      <w:r>
-        <w:rPr>
-          <w:rFonts w:asciiTheme="majorBidi" w:hAnsiTheme="majorBidi" w:cstheme="majorBidi"/>
-        </w:rPr>
-        <w:t>. Raffinement de cas d’utilisation « Gérer</w:t>
-      </w:r>
-      <w:r>
-        <w:rPr>
-          <w:rFonts w:asciiTheme="majorBidi" w:hAnsiTheme="majorBidi" w:cstheme="majorBidi"/>
-        </w:rPr>
-        <w:t xml:space="preserve"> salles </w:t>
+        <w:t>6</w:t>
+      </w:r>
+      <w:r>
+        <w:rPr>
+          <w:rFonts w:asciiTheme="majorBidi" w:hAnsiTheme="majorBidi" w:cstheme="majorBidi"/>
+        </w:rPr>
+        <w:t>.</w:t>
+      </w:r>
+      <w:r>
+        <w:rPr>
+          <w:rFonts w:asciiTheme="majorBidi" w:hAnsiTheme="majorBidi" w:cstheme="majorBidi"/>
+        </w:rPr>
+        <w:t>1.</w:t>
+      </w:r>
+      <w:r>
+        <w:rPr>
+          <w:rFonts w:asciiTheme="majorBidi" w:hAnsiTheme="majorBidi" w:cstheme="majorBidi"/>
+        </w:rPr>
+        <w:t xml:space="preserve"> Description textuelle du cas d’utilisation « Gérer</w:t>
+      </w:r>
+      <w:r>
+        <w:rPr>
+          <w:rFonts w:asciiTheme="majorBidi" w:hAnsiTheme="majorBidi" w:cstheme="majorBidi"/>
+        </w:rPr>
+        <w:t xml:space="preserve"> dossiers </w:t>
       </w:r>
       <w:r>
         <w:rPr>
@@ -5490,370 +5464,6 @@
         <w:rPr>
           <w:rFonts w:asciiTheme="majorBidi" w:hAnsiTheme="majorBidi" w:cstheme="majorBidi"/>
         </w:rPr>
-        <w:t>III.3.2.</w:t>
-      </w:r>
-      <w:r>
-        <w:rPr>
-          <w:rFonts w:asciiTheme="majorBidi" w:hAnsiTheme="majorBidi" w:cstheme="majorBidi"/>
-        </w:rPr>
-        <w:t>1.</w:t>
-      </w:r>
-      <w:r>
-        <w:rPr>
-          <w:rFonts w:asciiTheme="majorBidi" w:hAnsiTheme="majorBidi" w:cstheme="majorBidi"/>
-        </w:rPr>
-        <w:t xml:space="preserve"> Description textuelle du cas d’utilisation « Gérer </w:t>
-      </w:r>
-      <w:r>
-        <w:rPr>
-          <w:rFonts w:asciiTheme="majorBidi" w:hAnsiTheme="majorBidi" w:cstheme="majorBidi"/>
-        </w:rPr>
-        <w:t>salles</w:t>
-      </w:r>
-      <w:r>
-        <w:rPr>
-          <w:rFonts w:asciiTheme="majorBidi" w:hAnsiTheme="majorBidi" w:cstheme="majorBidi"/>
-        </w:rPr>
-        <w:t> »</w:t>
-      </w:r>
-    </w:p>
-    <w:p>
-      <w:pPr>
-        <w:rPr>
-          <w:rFonts w:asciiTheme="majorBidi" w:hAnsiTheme="majorBidi" w:cstheme="majorBidi"/>
-        </w:rPr>
-      </w:pPr>
-      <w:r>
-        <w:rPr>
-          <w:rFonts w:asciiTheme="majorBidi" w:hAnsiTheme="majorBidi" w:cstheme="majorBidi"/>
-        </w:rPr>
-        <w:t>III.3.</w:t>
-      </w:r>
-      <w:r>
-        <w:rPr>
-          <w:rFonts w:asciiTheme="majorBidi" w:hAnsiTheme="majorBidi" w:cstheme="majorBidi"/>
-        </w:rPr>
-        <w:t>3</w:t>
-      </w:r>
-      <w:r>
-        <w:rPr>
-          <w:rFonts w:asciiTheme="majorBidi" w:hAnsiTheme="majorBidi" w:cstheme="majorBidi"/>
-        </w:rPr>
-        <w:t>. Raffinement de cas d’utilisation « Gérer</w:t>
-      </w:r>
-      <w:r>
-        <w:rPr>
-          <w:rFonts w:asciiTheme="majorBidi" w:hAnsiTheme="majorBidi" w:cstheme="majorBidi"/>
-        </w:rPr>
-        <w:t xml:space="preserve"> armoires</w:t>
-      </w:r>
-      <w:r>
-        <w:rPr>
-          <w:rFonts w:asciiTheme="majorBidi" w:hAnsiTheme="majorBidi" w:cstheme="majorBidi"/>
-        </w:rPr>
-        <w:t> »</w:t>
-      </w:r>
-    </w:p>
-    <w:p>
-      <w:pPr>
-        <w:rPr>
-          <w:rFonts w:asciiTheme="majorBidi" w:hAnsiTheme="majorBidi" w:cstheme="majorBidi"/>
-        </w:rPr>
-      </w:pPr>
-      <w:r>
-        <w:rPr>
-          <w:rFonts w:asciiTheme="majorBidi" w:hAnsiTheme="majorBidi" w:cstheme="majorBidi"/>
-        </w:rPr>
-        <w:t>III.3.</w:t>
-      </w:r>
-      <w:r>
-        <w:rPr>
-          <w:rFonts w:asciiTheme="majorBidi" w:hAnsiTheme="majorBidi" w:cstheme="majorBidi"/>
-        </w:rPr>
-        <w:t>3</w:t>
-      </w:r>
-      <w:r>
-        <w:rPr>
-          <w:rFonts w:asciiTheme="majorBidi" w:hAnsiTheme="majorBidi" w:cstheme="majorBidi"/>
-        </w:rPr>
-        <w:t>.</w:t>
-      </w:r>
-      <w:r>
-        <w:rPr>
-          <w:rFonts w:asciiTheme="majorBidi" w:hAnsiTheme="majorBidi" w:cstheme="majorBidi"/>
-        </w:rPr>
-        <w:t>1.</w:t>
-      </w:r>
-      <w:r>
-        <w:rPr>
-          <w:rFonts w:asciiTheme="majorBidi" w:hAnsiTheme="majorBidi" w:cstheme="majorBidi"/>
-        </w:rPr>
-        <w:t xml:space="preserve"> Description textuelle du cas d’utilisation « Gérer </w:t>
-      </w:r>
-      <w:r>
-        <w:rPr>
-          <w:rFonts w:asciiTheme="majorBidi" w:hAnsiTheme="majorBidi" w:cstheme="majorBidi"/>
-        </w:rPr>
-        <w:t>armoires »</w:t>
-      </w:r>
-    </w:p>
-    <w:p>
-      <w:pPr>
-        <w:rPr>
-          <w:rFonts w:asciiTheme="majorBidi" w:hAnsiTheme="majorBidi" w:cstheme="majorBidi"/>
-        </w:rPr>
-      </w:pPr>
-      <w:r>
-        <w:rPr>
-          <w:rFonts w:asciiTheme="majorBidi" w:hAnsiTheme="majorBidi" w:cstheme="majorBidi"/>
-        </w:rPr>
-        <w:t>III.3.</w:t>
-      </w:r>
-      <w:r>
-        <w:rPr>
-          <w:rFonts w:asciiTheme="majorBidi" w:hAnsiTheme="majorBidi" w:cstheme="majorBidi"/>
-        </w:rPr>
-        <w:t>4</w:t>
-      </w:r>
-      <w:r>
-        <w:rPr>
-          <w:rFonts w:asciiTheme="majorBidi" w:hAnsiTheme="majorBidi" w:cstheme="majorBidi"/>
-        </w:rPr>
-        <w:t>. Raffinement de cas d’utilisation « Gérer</w:t>
-      </w:r>
-      <w:r>
-        <w:rPr>
-          <w:rFonts w:asciiTheme="majorBidi" w:hAnsiTheme="majorBidi" w:cstheme="majorBidi"/>
-        </w:rPr>
-        <w:t xml:space="preserve"> étagère »</w:t>
-      </w:r>
-    </w:p>
-    <w:p>
-      <w:pPr>
-        <w:rPr>
-          <w:rFonts w:asciiTheme="majorBidi" w:hAnsiTheme="majorBidi" w:cstheme="majorBidi"/>
-        </w:rPr>
-      </w:pPr>
-      <w:r>
-        <w:rPr>
-          <w:rFonts w:asciiTheme="majorBidi" w:hAnsiTheme="majorBidi" w:cstheme="majorBidi"/>
-        </w:rPr>
-        <w:t>III.3.</w:t>
-      </w:r>
-      <w:r>
-        <w:rPr>
-          <w:rFonts w:asciiTheme="majorBidi" w:hAnsiTheme="majorBidi" w:cstheme="majorBidi"/>
-        </w:rPr>
-        <w:t>4</w:t>
-      </w:r>
-      <w:r>
-        <w:rPr>
-          <w:rFonts w:asciiTheme="majorBidi" w:hAnsiTheme="majorBidi" w:cstheme="majorBidi"/>
-        </w:rPr>
-        <w:t>.</w:t>
-      </w:r>
-      <w:r>
-        <w:rPr>
-          <w:rFonts w:asciiTheme="majorBidi" w:hAnsiTheme="majorBidi" w:cstheme="majorBidi"/>
-        </w:rPr>
-        <w:t>1.</w:t>
-      </w:r>
-      <w:r>
-        <w:rPr>
-          <w:rFonts w:asciiTheme="majorBidi" w:hAnsiTheme="majorBidi" w:cstheme="majorBidi"/>
-        </w:rPr>
-        <w:t xml:space="preserve"> Description textuelle du cas d’utilisation « Gérer</w:t>
-      </w:r>
-      <w:r>
-        <w:rPr>
-          <w:rFonts w:asciiTheme="majorBidi" w:hAnsiTheme="majorBidi" w:cstheme="majorBidi"/>
-        </w:rPr>
-        <w:t xml:space="preserve"> étagère »</w:t>
-      </w:r>
-    </w:p>
-    <w:p>
-      <w:pPr>
-        <w:rPr>
-          <w:rFonts w:asciiTheme="majorBidi" w:hAnsiTheme="majorBidi" w:cstheme="majorBidi"/>
-        </w:rPr>
-      </w:pPr>
-      <w:r>
-        <w:rPr>
-          <w:rFonts w:asciiTheme="majorBidi" w:hAnsiTheme="majorBidi" w:cstheme="majorBidi"/>
-        </w:rPr>
-        <w:t>III.3.</w:t>
-      </w:r>
-      <w:r>
-        <w:rPr>
-          <w:rFonts w:asciiTheme="majorBidi" w:hAnsiTheme="majorBidi" w:cstheme="majorBidi"/>
-        </w:rPr>
-        <w:t>5</w:t>
-      </w:r>
-      <w:r>
-        <w:rPr>
-          <w:rFonts w:asciiTheme="majorBidi" w:hAnsiTheme="majorBidi" w:cstheme="majorBidi"/>
-        </w:rPr>
-        <w:t>. Raffinement de cas d’utilisation « Gérer</w:t>
-      </w:r>
-      <w:r>
-        <w:rPr>
-          <w:rFonts w:asciiTheme="majorBidi" w:hAnsiTheme="majorBidi" w:cstheme="majorBidi"/>
-        </w:rPr>
-        <w:t xml:space="preserve"> boitiers </w:t>
-      </w:r>
-      <w:r>
-        <w:rPr>
-          <w:rFonts w:asciiTheme="majorBidi" w:hAnsiTheme="majorBidi" w:cstheme="majorBidi"/>
-        </w:rPr>
-        <w:t>»</w:t>
-      </w:r>
-    </w:p>
-    <w:p>
-      <w:pPr>
-        <w:rPr>
-          <w:rFonts w:asciiTheme="majorBidi" w:hAnsiTheme="majorBidi" w:cstheme="majorBidi"/>
-        </w:rPr>
-      </w:pPr>
-      <w:r>
-        <w:rPr>
-          <w:rFonts w:asciiTheme="majorBidi" w:hAnsiTheme="majorBidi" w:cstheme="majorBidi"/>
-        </w:rPr>
-        <w:t>III.3.</w:t>
-      </w:r>
-      <w:r>
-        <w:rPr>
-          <w:rFonts w:asciiTheme="majorBidi" w:hAnsiTheme="majorBidi" w:cstheme="majorBidi"/>
-        </w:rPr>
-        <w:t>5</w:t>
-      </w:r>
-      <w:r>
-        <w:rPr>
-          <w:rFonts w:asciiTheme="majorBidi" w:hAnsiTheme="majorBidi" w:cstheme="majorBidi"/>
-        </w:rPr>
-        <w:t>.</w:t>
-      </w:r>
-      <w:r>
-        <w:rPr>
-          <w:rFonts w:asciiTheme="majorBidi" w:hAnsiTheme="majorBidi" w:cstheme="majorBidi"/>
-        </w:rPr>
-        <w:t>1.</w:t>
-      </w:r>
-      <w:r>
-        <w:rPr>
-          <w:rFonts w:asciiTheme="majorBidi" w:hAnsiTheme="majorBidi" w:cstheme="majorBidi"/>
-        </w:rPr>
-        <w:t xml:space="preserve"> Description textuelle du cas d’utilisation « Gérer</w:t>
-      </w:r>
-      <w:r>
-        <w:rPr>
-          <w:rFonts w:asciiTheme="majorBidi" w:hAnsiTheme="majorBidi" w:cstheme="majorBidi"/>
-        </w:rPr>
-        <w:t xml:space="preserve"> boitiers</w:t>
-      </w:r>
-      <w:r>
-        <w:rPr>
-          <w:rFonts w:asciiTheme="majorBidi" w:hAnsiTheme="majorBidi" w:cstheme="majorBidi"/>
-        </w:rPr>
-        <w:t> »</w:t>
-      </w:r>
-    </w:p>
-    <w:p>
-      <w:pPr>
-        <w:rPr>
-          <w:rFonts w:asciiTheme="majorBidi" w:hAnsiTheme="majorBidi" w:cstheme="majorBidi"/>
-        </w:rPr>
-      </w:pPr>
-      <w:r>
-        <w:rPr>
-          <w:rFonts w:asciiTheme="majorBidi" w:hAnsiTheme="majorBidi" w:cstheme="majorBidi"/>
-        </w:rPr>
-        <w:t>III.3.</w:t>
-      </w:r>
-      <w:r>
-        <w:rPr>
-          <w:rFonts w:asciiTheme="majorBidi" w:hAnsiTheme="majorBidi" w:cstheme="majorBidi"/>
-        </w:rPr>
-        <w:t>6</w:t>
-      </w:r>
-      <w:r>
-        <w:rPr>
-          <w:rFonts w:asciiTheme="majorBidi" w:hAnsiTheme="majorBidi" w:cstheme="majorBidi"/>
-        </w:rPr>
-        <w:t>. Raffinement de cas d’utilisation « Gérer</w:t>
-      </w:r>
-      <w:r>
-        <w:rPr>
-          <w:rFonts w:asciiTheme="majorBidi" w:hAnsiTheme="majorBidi" w:cstheme="majorBidi"/>
-        </w:rPr>
-        <w:t xml:space="preserve"> dossiers</w:t>
-      </w:r>
-      <w:r>
-        <w:rPr>
-          <w:rFonts w:asciiTheme="majorBidi" w:hAnsiTheme="majorBidi" w:cstheme="majorBidi"/>
-        </w:rPr>
-        <w:t> »</w:t>
-      </w:r>
-    </w:p>
-    <w:p>
-      <w:pPr>
-        <w:rPr>
-          <w:rFonts w:asciiTheme="majorBidi" w:hAnsiTheme="majorBidi" w:cstheme="majorBidi"/>
-        </w:rPr>
-      </w:pPr>
-      <w:r>
-        <w:rPr>
-          <w:rFonts w:asciiTheme="majorBidi" w:hAnsiTheme="majorBidi" w:cstheme="majorBidi"/>
-        </w:rPr>
-        <w:lastRenderedPageBreak/>
-        <w:t>III.3.</w:t>
-      </w:r>
-      <w:r>
-        <w:rPr>
-          <w:rFonts w:asciiTheme="majorBidi" w:hAnsiTheme="majorBidi" w:cstheme="majorBidi"/>
-        </w:rPr>
-        <w:t>6</w:t>
-      </w:r>
-      <w:r>
-        <w:rPr>
-          <w:rFonts w:asciiTheme="majorBidi" w:hAnsiTheme="majorBidi" w:cstheme="majorBidi"/>
-        </w:rPr>
-        <w:t>.</w:t>
-      </w:r>
-      <w:r>
-        <w:rPr>
-          <w:rFonts w:asciiTheme="majorBidi" w:hAnsiTheme="majorBidi" w:cstheme="majorBidi"/>
-        </w:rPr>
-        <w:t>1.</w:t>
-      </w:r>
-      <w:r>
-        <w:rPr>
-          <w:rFonts w:asciiTheme="majorBidi" w:hAnsiTheme="majorBidi" w:cstheme="majorBidi"/>
-        </w:rPr>
-        <w:t xml:space="preserve"> Description textuelle du cas d’utilisation « Gérer</w:t>
-      </w:r>
-      <w:r>
-        <w:rPr>
-          <w:rFonts w:asciiTheme="majorBidi" w:hAnsiTheme="majorBidi" w:cstheme="majorBidi"/>
-        </w:rPr>
-        <w:t xml:space="preserve"> dossiers </w:t>
-      </w:r>
-      <w:r>
-        <w:rPr>
-          <w:rFonts w:asciiTheme="majorBidi" w:hAnsiTheme="majorBidi" w:cstheme="majorBidi"/>
-        </w:rPr>
-        <w:t>»</w:t>
-      </w:r>
-    </w:p>
-    <w:p>
-      <w:pPr>
-        <w:rPr>
-          <w:rFonts w:asciiTheme="majorBidi" w:hAnsiTheme="majorBidi" w:cstheme="majorBidi"/>
-        </w:rPr>
-      </w:pPr>
-      <w:r>
-        <w:rPr>
-          <w:rFonts w:asciiTheme="majorBidi" w:hAnsiTheme="majorBidi" w:cstheme="majorBidi"/>
-        </w:rPr>
         <w:t>III.3.7. Raffinement de cas d’utilisation « Gérer documents »</w:t>
       </w:r>
     </w:p>
@@ -6044,311 +5654,6 @@
           <w:rFonts w:asciiTheme="majorBidi" w:hAnsiTheme="majorBidi" w:cstheme="majorBidi"/>
         </w:rPr>
         <w:t>IV.3. Conception</w:t>
-      </w:r>
-    </w:p>
-    <w:p>
-      <w:pPr>
-        <w:rPr>
-          <w:rFonts w:asciiTheme="majorBidi" w:hAnsiTheme="majorBidi" w:cstheme="majorBidi"/>
-        </w:rPr>
-      </w:pPr>
-      <w:r>
-        <w:rPr>
-          <w:rFonts w:asciiTheme="majorBidi" w:hAnsiTheme="majorBidi" w:cstheme="majorBidi"/>
-        </w:rPr>
-        <w:t>IV.3.1. Raffinement de cas d’utilisation « Gérer bâtiments »</w:t>
-      </w:r>
-    </w:p>
-    <w:p>
-      <w:pPr>
-        <w:rPr>
-          <w:rFonts w:asciiTheme="majorBidi" w:hAnsiTheme="majorBidi" w:cstheme="majorBidi"/>
-        </w:rPr>
-      </w:pPr>
-      <w:r>
-        <w:rPr>
-          <w:rFonts w:asciiTheme="majorBidi" w:hAnsiTheme="majorBidi" w:cstheme="majorBidi"/>
-        </w:rPr>
-        <w:t>IV.3.1.1. Description textuelle du cas d’utilisation « Gérer bâtiments »</w:t>
-      </w:r>
-    </w:p>
-    <w:p>
-      <w:pPr>
-        <w:rPr>
-          <w:rFonts w:asciiTheme="majorBidi" w:hAnsiTheme="majorBidi" w:cstheme="majorBidi"/>
-        </w:rPr>
-      </w:pPr>
-      <w:r>
-        <w:rPr>
-          <w:rFonts w:asciiTheme="majorBidi" w:hAnsiTheme="majorBidi" w:cstheme="majorBidi"/>
-        </w:rPr>
-        <w:t>IV.3.2. Raffinement de cas d’utilisation « Gérer salles »</w:t>
-      </w:r>
-    </w:p>
-    <w:p>
-      <w:pPr>
-        <w:rPr>
-          <w:rFonts w:asciiTheme="majorBidi" w:hAnsiTheme="majorBidi" w:cstheme="majorBidi"/>
-        </w:rPr>
-      </w:pPr>
-      <w:r>
-        <w:rPr>
-          <w:rFonts w:asciiTheme="majorBidi" w:hAnsiTheme="majorBidi" w:cstheme="majorBidi"/>
-        </w:rPr>
-        <w:t>IV.3.2.1. Description textuelle du cas d’utilisation « Gérer salles »</w:t>
-      </w:r>
-    </w:p>
-    <w:p>
-      <w:pPr>
-        <w:rPr>
-          <w:rFonts w:asciiTheme="majorBidi" w:hAnsiTheme="majorBidi" w:cstheme="majorBidi"/>
-        </w:rPr>
-      </w:pPr>
-      <w:r>
-        <w:rPr>
-          <w:rFonts w:asciiTheme="majorBidi" w:hAnsiTheme="majorBidi" w:cstheme="majorBidi"/>
-        </w:rPr>
-        <w:t>IV.3.3. Raffinement de cas d’utilisation « Gérer armoires »</w:t>
-      </w:r>
-    </w:p>
-    <w:p>
-      <w:pPr>
-        <w:rPr>
-          <w:rFonts w:asciiTheme="majorBidi" w:hAnsiTheme="majorBidi" w:cstheme="majorBidi"/>
-        </w:rPr>
-      </w:pPr>
-      <w:r>
-        <w:rPr>
-          <w:rFonts w:asciiTheme="majorBidi" w:hAnsiTheme="majorBidi" w:cstheme="majorBidi"/>
-        </w:rPr>
-        <w:t>IV.3.3.1. Description textuelle du cas d’utilisation « Gérer armoires »</w:t>
-      </w:r>
-    </w:p>
-    <w:p>
-      <w:pPr>
-        <w:rPr>
-          <w:rFonts w:asciiTheme="majorBidi" w:hAnsiTheme="majorBidi" w:cstheme="majorBidi"/>
-        </w:rPr>
-      </w:pPr>
-      <w:r>
-        <w:rPr>
-          <w:rFonts w:asciiTheme="majorBidi" w:hAnsiTheme="majorBidi" w:cstheme="majorBidi"/>
-        </w:rPr>
-        <w:t>IV.3.4. Raffinement de cas d’utilisation « Gérer étagère »</w:t>
-      </w:r>
-    </w:p>
-    <w:p>
-      <w:pPr>
-        <w:rPr>
-          <w:rFonts w:asciiTheme="majorBidi" w:hAnsiTheme="majorBidi" w:cstheme="majorBidi"/>
-        </w:rPr>
-      </w:pPr>
-      <w:r>
-        <w:rPr>
-          <w:rFonts w:asciiTheme="majorBidi" w:hAnsiTheme="majorBidi" w:cstheme="majorBidi"/>
-        </w:rPr>
-        <w:t>IV.3.4.1. Description textuelle du cas d’utilisation « Gérer étagère »</w:t>
-      </w:r>
-    </w:p>
-    <w:p>
-      <w:pPr>
-        <w:rPr>
-          <w:rFonts w:asciiTheme="majorBidi" w:hAnsiTheme="majorBidi" w:cstheme="majorBidi"/>
-        </w:rPr>
-      </w:pPr>
-      <w:r>
-        <w:rPr>
-          <w:rFonts w:asciiTheme="majorBidi" w:hAnsiTheme="majorBidi" w:cstheme="majorBidi"/>
-        </w:rPr>
-        <w:t>IV.3.5. Raffinement de cas d’utilisation « Gérer boitiers »</w:t>
-      </w:r>
-    </w:p>
-    <w:p>
-      <w:pPr>
-        <w:rPr>
-          <w:rFonts w:asciiTheme="majorBidi" w:hAnsiTheme="majorBidi" w:cstheme="majorBidi"/>
-        </w:rPr>
-      </w:pPr>
-      <w:r>
-        <w:rPr>
-          <w:rFonts w:asciiTheme="majorBidi" w:hAnsiTheme="majorBidi" w:cstheme="majorBidi"/>
-        </w:rPr>
-        <w:t>IV.3.5.1. Description textuelle du cas d’utilisation « Gérer boitiers »</w:t>
-      </w:r>
-    </w:p>
-    <w:p>
-      <w:pPr>
-        <w:rPr>
-          <w:rFonts w:asciiTheme="majorBidi" w:hAnsiTheme="majorBidi" w:cstheme="majorBidi"/>
-        </w:rPr>
-      </w:pPr>
-      <w:r>
-        <w:rPr>
-          <w:rFonts w:asciiTheme="majorBidi" w:hAnsiTheme="majorBidi" w:cstheme="majorBidi"/>
-        </w:rPr>
-        <w:t>IV.3.6. Raffinement de cas d’utilisation « Gérer dossiers »</w:t>
-      </w:r>
-    </w:p>
-    <w:p>
-      <w:pPr>
-        <w:rPr>
-          <w:rFonts w:asciiTheme="majorBidi" w:hAnsiTheme="majorBidi" w:cstheme="majorBidi"/>
-        </w:rPr>
-      </w:pPr>
-      <w:r>
-        <w:rPr>
-          <w:rFonts w:asciiTheme="majorBidi" w:hAnsiTheme="majorBidi" w:cstheme="majorBidi"/>
-        </w:rPr>
-        <w:t>IV.3.6.1. Description textuelle du cas d’utilisation « Gérer dossiers »</w:t>
-      </w:r>
-    </w:p>
-    <w:p>
-      <w:pPr>
-        <w:rPr>
-          <w:rFonts w:asciiTheme="majorBidi" w:hAnsiTheme="majorBidi" w:cstheme="majorBidi"/>
-        </w:rPr>
-      </w:pPr>
-      <w:r>
-        <w:rPr>
-          <w:rFonts w:asciiTheme="majorBidi" w:hAnsiTheme="majorBidi" w:cstheme="majorBidi"/>
-        </w:rPr>
-        <w:lastRenderedPageBreak/>
-        <w:t>IV.3.7. Raffinement de cas d’utilisation « Gérer documents »</w:t>
-      </w:r>
-    </w:p>
-    <w:p>
-      <w:pPr>
-        <w:rPr>
-          <w:rFonts w:asciiTheme="majorBidi" w:hAnsiTheme="majorBidi" w:cstheme="majorBidi"/>
-        </w:rPr>
-      </w:pPr>
-      <w:r>
-        <w:rPr>
-          <w:rFonts w:asciiTheme="majorBidi" w:hAnsiTheme="majorBidi" w:cstheme="majorBidi"/>
-        </w:rPr>
-        <w:t>IV.3.7.1. Description textuelle du cas d’utilisation « Gérer documents »</w:t>
-      </w:r>
-    </w:p>
-    <w:p>
-      <w:pPr>
-        <w:rPr>
-          <w:rFonts w:asciiTheme="majorBidi" w:hAnsiTheme="majorBidi" w:cstheme="majorBidi"/>
-        </w:rPr>
-      </w:pPr>
-      <w:r>
-        <w:rPr>
-          <w:rFonts w:asciiTheme="majorBidi" w:hAnsiTheme="majorBidi" w:cstheme="majorBidi"/>
-        </w:rPr>
-        <w:t>IV.3.8. Raffinement de cas d’utilisation « Gérer cycle de vie »</w:t>
-      </w:r>
-    </w:p>
-    <w:p>
-      <w:pPr>
-        <w:rPr>
-          <w:rFonts w:asciiTheme="majorBidi" w:hAnsiTheme="majorBidi" w:cstheme="majorBidi"/>
-        </w:rPr>
-      </w:pPr>
-      <w:r>
-        <w:rPr>
-          <w:rFonts w:asciiTheme="majorBidi" w:hAnsiTheme="majorBidi" w:cstheme="majorBidi"/>
-        </w:rPr>
-        <w:t>IV.3.8.1. Description textuelle du cas d’utilisation « Gérer cycle de vie »</w:t>
-      </w:r>
-    </w:p>
-    <w:p>
-      <w:pPr>
-        <w:rPr>
-          <w:rFonts w:asciiTheme="majorBidi" w:hAnsiTheme="majorBidi" w:cstheme="majorBidi"/>
-        </w:rPr>
-      </w:pPr>
-      <w:r>
-        <w:rPr>
-          <w:rFonts w:asciiTheme="majorBidi" w:hAnsiTheme="majorBidi" w:cstheme="majorBidi"/>
-        </w:rPr>
-        <w:t xml:space="preserve">IV.3.9. Diagramme de séquence </w:t>
-      </w:r>
-    </w:p>
-    <w:p>
-      <w:pPr>
-        <w:rPr>
-          <w:rFonts w:asciiTheme="majorBidi" w:hAnsiTheme="majorBidi" w:cstheme="majorBidi"/>
-        </w:rPr>
-      </w:pPr>
-      <w:r>
-        <w:rPr>
-          <w:rFonts w:asciiTheme="majorBidi" w:hAnsiTheme="majorBidi" w:cstheme="majorBidi"/>
-        </w:rPr>
-        <w:t>IV.3.10. Raffinement de diagramme de classe</w:t>
-      </w:r>
-    </w:p>
-    <w:p>
-      <w:pPr>
-        <w:rPr>
-          <w:rFonts w:asciiTheme="majorBidi" w:hAnsiTheme="majorBidi" w:cstheme="majorBidi"/>
-        </w:rPr>
-      </w:pPr>
-      <w:r>
-        <w:rPr>
-          <w:rFonts w:asciiTheme="majorBidi" w:hAnsiTheme="majorBidi" w:cstheme="majorBidi"/>
-        </w:rPr>
-        <w:t>IV.3.11. Schéma relationnel – Sprint 1</w:t>
-      </w:r>
-      <w:r>
-        <w:rPr>
-          <w:rFonts w:asciiTheme="majorBidi" w:hAnsiTheme="majorBidi" w:cstheme="majorBidi"/>
-        </w:rPr>
-        <w:t>2</w:t>
-      </w:r>
-    </w:p>
-    <w:p>
-      <w:pPr>
-        <w:rPr>
-          <w:rFonts w:asciiTheme="majorBidi" w:hAnsiTheme="majorBidi" w:cstheme="majorBidi"/>
-        </w:rPr>
-      </w:pPr>
-      <w:r>
-        <w:rPr>
-          <w:rFonts w:asciiTheme="majorBidi" w:hAnsiTheme="majorBidi" w:cstheme="majorBidi"/>
-        </w:rPr>
-        <w:t xml:space="preserve">IV.3.12. Les interfaces du sprint </w:t>
-      </w:r>
-      <w:r>
-        <w:rPr>
-          <w:rFonts w:asciiTheme="majorBidi" w:hAnsiTheme="majorBidi" w:cstheme="majorBidi"/>
-        </w:rPr>
-        <w:t>2</w:t>
-      </w:r>
-    </w:p>
-    <w:p>
-      <w:pPr>
-        <w:rPr>
-          <w:rFonts w:asciiTheme="majorBidi" w:hAnsiTheme="majorBidi" w:cstheme="majorBidi"/>
-        </w:rPr>
-      </w:pPr>
-      <w:r>
-        <w:rPr>
-          <w:rFonts w:asciiTheme="majorBidi" w:hAnsiTheme="majorBidi" w:cstheme="majorBidi"/>
-        </w:rPr>
-        <w:t xml:space="preserve">IV.4. Burndown chart du sprint </w:t>
-      </w:r>
-      <w:r>
-        <w:rPr>
-          <w:rFonts w:asciiTheme="majorBidi" w:hAnsiTheme="majorBidi" w:cstheme="majorBidi"/>
-        </w:rPr>
-        <w:t>2</w:t>
-      </w:r>
-    </w:p>
-    <w:p>
-      <w:pPr>
-        <w:rPr>
-          <w:rFonts w:asciiTheme="majorBidi" w:hAnsiTheme="majorBidi" w:cstheme="majorBidi"/>
-        </w:rPr>
-      </w:pPr>
-      <w:r>
-        <w:rPr>
-          <w:rFonts w:asciiTheme="majorBidi" w:hAnsiTheme="majorBidi" w:cstheme="majorBidi"/>
-        </w:rPr>
-        <w:t>IV.5. Conclusion</w:t>
       </w:r>
     </w:p>
     <w:p>
@@ -9646,136 +8951,6 @@
           <w:rFonts w:asciiTheme="majorBidi" w:hAnsiTheme="majorBidi" w:cstheme="majorBidi"/>
         </w:rPr>
       </w:pPr>
-    </w:p>
-    <w:p>
-      <w:pPr>
-        <w:rPr>
-          <w:rFonts w:asciiTheme="majorBidi" w:hAnsiTheme="majorBidi" w:cstheme="majorBidi"/>
-        </w:rPr>
-      </w:pPr>
-      <w:r>
-        <w:rPr>
-          <w:rFonts w:asciiTheme="majorBidi" w:hAnsiTheme="majorBidi" w:cstheme="majorBidi"/>
-        </w:rPr>
-        <w:t>III.2. Spécifications Fonctionnelles</w:t>
-      </w:r>
-    </w:p>
-    <w:p>
-      <w:pPr>
-        <w:rPr>
-          <w:rFonts w:asciiTheme="majorBidi" w:hAnsiTheme="majorBidi" w:cstheme="majorBidi"/>
-        </w:rPr>
-      </w:pPr>
-      <w:r>
-        <w:rPr>
-          <w:rFonts w:asciiTheme="majorBidi" w:hAnsiTheme="majorBidi" w:cstheme="majorBidi"/>
-        </w:rPr>
-        <w:t>III.3. Conception</w:t>
-      </w:r>
-    </w:p>
-    <w:p>
-      <w:pPr>
-        <w:rPr>
-          <w:rFonts w:asciiTheme="majorBidi" w:hAnsiTheme="majorBidi" w:cstheme="majorBidi"/>
-        </w:rPr>
-      </w:pPr>
-      <w:r>
-        <w:rPr>
-          <w:rFonts w:asciiTheme="majorBidi" w:hAnsiTheme="majorBidi" w:cstheme="majorBidi"/>
-        </w:rPr>
-        <w:t>III.3.1. Raffinement de cas d’utilisation « Gérer bâtiments »</w:t>
-      </w:r>
-    </w:p>
-    <w:p>
-      <w:pPr>
-        <w:rPr>
-          <w:rFonts w:asciiTheme="majorBidi" w:hAnsiTheme="majorBidi" w:cstheme="majorBidi"/>
-        </w:rPr>
-      </w:pPr>
-      <w:r>
-        <w:rPr>
-          <w:rFonts w:asciiTheme="majorBidi" w:hAnsiTheme="majorBidi" w:cstheme="majorBidi"/>
-        </w:rPr>
-        <w:t>III.3.1.1. Description textuelle du cas d’utilisation « Gérer bâtiments »</w:t>
-      </w:r>
-    </w:p>
-    <w:p>
-      <w:pPr>
-        <w:rPr>
-          <w:rFonts w:asciiTheme="majorBidi" w:hAnsiTheme="majorBidi" w:cstheme="majorBidi"/>
-        </w:rPr>
-      </w:pPr>
-      <w:r>
-        <w:rPr>
-          <w:rFonts w:asciiTheme="majorBidi" w:hAnsiTheme="majorBidi" w:cstheme="majorBidi"/>
-        </w:rPr>
-        <w:t>III.3.2. Raffinement de cas d’utilisation « Gérer salles »</w:t>
-      </w:r>
-    </w:p>
-    <w:p>
-      <w:pPr>
-        <w:rPr>
-          <w:rFonts w:asciiTheme="majorBidi" w:hAnsiTheme="majorBidi" w:cstheme="majorBidi"/>
-        </w:rPr>
-      </w:pPr>
-      <w:r>
-        <w:rPr>
-          <w:rFonts w:asciiTheme="majorBidi" w:hAnsiTheme="majorBidi" w:cstheme="majorBidi"/>
-        </w:rPr>
-        <w:t>III.3.2.1. Description textuelle du cas d’utilisation « Gérer salles »</w:t>
-      </w:r>
-    </w:p>
-    <w:p>
-      <w:pPr>
-        <w:rPr>
-          <w:rFonts w:asciiTheme="majorBidi" w:hAnsiTheme="majorBidi" w:cstheme="majorBidi"/>
-        </w:rPr>
-      </w:pPr>
-      <w:r>
-        <w:rPr>
-          <w:rFonts w:asciiTheme="majorBidi" w:hAnsiTheme="majorBidi" w:cstheme="majorBidi"/>
-        </w:rPr>
-        <w:t>III.3.3. Raffinement de cas d’utilisation « Gérer armoires »</w:t>
-      </w:r>
-    </w:p>
-    <w:p>
-      <w:pPr>
-        <w:rPr>
-          <w:rFonts w:asciiTheme="majorBidi" w:hAnsiTheme="majorBidi" w:cstheme="majorBidi"/>
-        </w:rPr>
-      </w:pPr>
-      <w:r>
-        <w:rPr>
-          <w:rFonts w:asciiTheme="majorBidi" w:hAnsiTheme="majorBidi" w:cstheme="majorBidi"/>
-        </w:rPr>
-        <w:t>III.3.3.1. Description textuelle du cas d’utilisation « Gérer armoires »</w:t>
-      </w:r>
-    </w:p>
-    <w:p>
-      <w:pPr>
-        <w:rPr>
-          <w:rFonts w:asciiTheme="majorBidi" w:hAnsiTheme="majorBidi" w:cstheme="majorBidi"/>
-        </w:rPr>
-      </w:pPr>
-      <w:r>
-        <w:rPr>
-          <w:rFonts w:asciiTheme="majorBidi" w:hAnsiTheme="majorBidi" w:cstheme="majorBidi"/>
-        </w:rPr>
-        <w:t>III.3.4. Raffinement de cas d’utilisation « Gérer étagère »</w:t>
-      </w:r>
-    </w:p>
-    <w:p>
-      <w:pPr>
-        <w:rPr>
-          <w:rFonts w:asciiTheme="majorBidi" w:hAnsiTheme="majorBidi" w:cstheme="majorBidi"/>
-        </w:rPr>
-      </w:pPr>
-      <w:r>
-        <w:rPr>
-          <w:rFonts w:asciiTheme="majorBidi" w:hAnsiTheme="majorBidi" w:cstheme="majorBidi"/>
-        </w:rPr>
-        <w:t>III.3.4.1. Description textuelle du cas d’utilisation « Gérer étagère »</w:t>
-      </w:r>
     </w:p>
     <w:p>
       <w:pPr>
